--- a/docs/requirements/REQUIREMENTS.docx
+++ b/docs/requirements/REQUIREMENTS.docx
@@ -2,7 +2,7 @@
 <file path=word/document.xml><?xml version="1.0" encoding="utf-8"?>
 <w:document xmlns:w="http://schemas.openxmlformats.org/wordprocessingml/2006/main" xmlns:m="http://schemas.openxmlformats.org/officeDocument/2006/math" xmlns:r="http://schemas.openxmlformats.org/officeDocument/2006/relationships" xmlns:o="urn:schemas-microsoft-com:office:office" xmlns:v="urn:schemas-microsoft-com:vml" xmlns:w10="urn:schemas-microsoft-com:office:word" xmlns:a="http://schemas.openxmlformats.org/drawingml/2006/main" xmlns:pic="http://schemas.openxmlformats.org/drawingml/2006/picture" xmlns:wp="http://schemas.openxmlformats.org/drawingml/2006/wordprocessingDrawing">
   <w:body>
-    <w:bookmarkStart w:id="50" w:name="requirement-analysis---anime-world-shop"/>
+    <w:bookmarkStart w:id="51" w:name="requirement-analysis---anime-world-shop"/>
     <w:p>
       <w:pPr>
         <w:pStyle w:val="Heading1"/>
@@ -462,28 +462,13 @@
         <w:pStyle w:val="BodyText"/>
       </w:pPr>
       <w:r>
-        <w:t xml:space="preserve">In scope: accounts, catalogue, search and filters, cart, wishlist, checkout, KHQR and cash on delivery payment, order tracking, receipts, notifications, contact messages, settings, and the shop management tools.</w:t>
+        <w:t xml:space="preserve">In scope: accounts, catalogue, search and filters, cart, wishlist, checkout, KHQR and cash on delivery payment, order tracking, receipts, product reviews and ratings, notifications, contact messages, settings, and the shop management tools.</w:t>
       </w:r>
       <w:r>
         <w:t xml:space="preserve"> </w:t>
       </w:r>
       <w:r>
-        <w:t xml:space="preserve">Out of scope for version 1.0: delivery-company integration, refunds through the app, multiple shops (marketplace), loyalty point redemption, and product reviews written by customers (the</w:t>
-      </w:r>
-      <w:r>
-        <w:t xml:space="preserve"> </w:t>
-      </w:r>
-      <w:r>
-        <w:rPr>
-          <w:rStyle w:val="VerbatimChar"/>
-        </w:rPr>
-        <w:t xml:space="preserve">reviews</w:t>
-      </w:r>
-      <w:r>
-        <w:t xml:space="preserve"> </w:t>
-      </w:r>
-      <w:r>
-        <w:t xml:space="preserve">table exists; see section 11).</w:t>
+        <w:t xml:space="preserve">Out of scope for version 1.0: delivery-company integration, refunds through the app, multiple shops (marketplace) and loyalty point redemption.</w:t>
       </w:r>
     </w:p>
     <w:bookmarkEnd w:id="26"/>
@@ -2114,7 +2099,7 @@
       </w:r>
     </w:p>
     <w:bookmarkEnd w:id="30"/>
-    <w:bookmarkStart w:id="37" w:name="X92af3177fcd7934be9e86f872d9396373c3b0fb"/>
+    <w:bookmarkStart w:id="38" w:name="X92af3177fcd7934be9e86f872d9396373c3b0fb"/>
     <w:p>
       <w:pPr>
         <w:pStyle w:val="Heading2"/>
@@ -5355,14 +5340,14 @@
       </w:tr>
     </w:tbl>
     <w:bookmarkEnd w:id="35"/>
-    <w:bookmarkStart w:id="36" w:name="Xd6cdec2934b57aab9eaa1ace9024280b179170a"/>
+    <w:bookmarkStart w:id="36" w:name="Xe34980b70db86436404d381b8bb9bc2d1acf5d7"/>
     <w:p>
       <w:pPr>
         <w:pStyle w:val="Heading3"/>
         <w:keepNext/>
       </w:pPr>
       <w:r>
-        <w:t xml:space="preserve">4.6 Shop administration (FR-AD)</w:t>
+        <w:t xml:space="preserve">4.6 Reviews and ratings (FR-R)</w:t>
       </w:r>
     </w:p>
     <w:tbl>
@@ -5463,6 +5448,473 @@
               <w:rPr>
                 <w:sz w:val="19"/>
               </w:rPr>
+              <w:t xml:space="preserve">FR-R01</w:t>
+            </w:r>
+          </w:p>
+        </w:tc>
+        <w:tc>
+          <w:tcPr/>
+          <w:p>
+            <w:pPr>
+              <w:pStyle w:val="Compact"/>
+              <w:spacing w:after="40"/>
+              <w:jc w:val="left"/>
+            </w:pPr>
+            <w:r>
+              <w:rPr>
+                <w:sz w:val="19"/>
+              </w:rPr>
+              <w:t xml:space="preserve">A customer can</w:t>
+            </w:r>
+            <w:r>
+              <w:rPr>
+                <w:sz w:val="19"/>
+              </w:rPr>
+              <w:t xml:space="preserve"> </w:t>
+            </w:r>
+            <w:r>
+              <w:rPr>
+                <w:bCs/>
+                <w:b/>
+                <w:sz w:val="19"/>
+              </w:rPr>
+              <w:t xml:space="preserve">rate a product delivered to them</w:t>
+            </w:r>
+            <w:r>
+              <w:rPr>
+                <w:sz w:val="19"/>
+              </w:rPr>
+              <w:t xml:space="preserve"> </w:t>
+            </w:r>
+            <w:r>
+              <w:rPr>
+                <w:sz w:val="19"/>
+              </w:rPr>
+              <w:t xml:space="preserve">with 1-5 stars, quick tags (Great quality, As pictured, Well packed, Fast delivery, Good value) and an optional comment, from the order details, the "Rate it" notification, Profile &gt; To review or the product page.</w:t>
+            </w:r>
+          </w:p>
+        </w:tc>
+        <w:tc>
+          <w:tcPr/>
+          <w:p>
+            <w:pPr>
+              <w:pStyle w:val="Compact"/>
+              <w:spacing w:after="40"/>
+              <w:jc w:val="left"/>
+            </w:pPr>
+            <w:r>
+              <w:rPr>
+                <w:sz w:val="19"/>
+              </w:rPr>
+              <w:t xml:space="preserve">C (bonus)</w:t>
+            </w:r>
+          </w:p>
+        </w:tc>
+      </w:tr>
+      <w:tr>
+        <w:tc>
+          <w:tcPr>
+            <w:noWrap/>
+          </w:tcPr>
+          <w:p>
+            <w:pPr>
+              <w:pStyle w:val="Compact"/>
+              <w:spacing w:after="40"/>
+              <w:jc w:val="left"/>
+            </w:pPr>
+            <w:r>
+              <w:rPr>
+                <w:sz w:val="19"/>
+              </w:rPr>
+              <w:t xml:space="preserve">FR-R02</w:t>
+            </w:r>
+          </w:p>
+        </w:tc>
+        <w:tc>
+          <w:tcPr/>
+          <w:p>
+            <w:pPr>
+              <w:pStyle w:val="Compact"/>
+              <w:spacing w:after="40"/>
+              <w:jc w:val="left"/>
+            </w:pPr>
+            <w:r>
+              <w:rPr>
+                <w:sz w:val="19"/>
+              </w:rPr>
+              <w:t xml:space="preserve">A customer has one review per product and can</w:t>
+            </w:r>
+            <w:r>
+              <w:rPr>
+                <w:sz w:val="19"/>
+              </w:rPr>
+              <w:t xml:space="preserve"> </w:t>
+            </w:r>
+            <w:r>
+              <w:rPr>
+                <w:bCs/>
+                <w:b/>
+                <w:sz w:val="19"/>
+              </w:rPr>
+              <w:t xml:space="preserve">edit or delete</w:t>
+            </w:r>
+            <w:r>
+              <w:rPr>
+                <w:sz w:val="19"/>
+              </w:rPr>
+              <w:t xml:space="preserve"> </w:t>
+            </w:r>
+            <w:r>
+              <w:rPr>
+                <w:sz w:val="19"/>
+              </w:rPr>
+              <w:t xml:space="preserve">it.</w:t>
+            </w:r>
+          </w:p>
+        </w:tc>
+        <w:tc>
+          <w:tcPr/>
+          <w:p>
+            <w:pPr>
+              <w:pStyle w:val="Compact"/>
+              <w:spacing w:after="40"/>
+              <w:jc w:val="left"/>
+            </w:pPr>
+            <w:r>
+              <w:rPr>
+                <w:sz w:val="19"/>
+              </w:rPr>
+              <w:t xml:space="preserve">C</w:t>
+            </w:r>
+          </w:p>
+        </w:tc>
+      </w:tr>
+      <w:tr>
+        <w:tc>
+          <w:tcPr>
+            <w:noWrap/>
+          </w:tcPr>
+          <w:p>
+            <w:pPr>
+              <w:pStyle w:val="Compact"/>
+              <w:spacing w:after="40"/>
+              <w:jc w:val="left"/>
+            </w:pPr>
+            <w:r>
+              <w:rPr>
+                <w:sz w:val="19"/>
+              </w:rPr>
+              <w:t xml:space="preserve">FR-R03</w:t>
+            </w:r>
+          </w:p>
+        </w:tc>
+        <w:tc>
+          <w:tcPr/>
+          <w:p>
+            <w:pPr>
+              <w:pStyle w:val="Compact"/>
+              <w:spacing w:after="40"/>
+              <w:jc w:val="left"/>
+            </w:pPr>
+            <w:r>
+              <w:rPr>
+                <w:bCs/>
+                <w:b/>
+                <w:sz w:val="19"/>
+              </w:rPr>
+              <w:t xml:space="preserve">Product details</w:t>
+            </w:r>
+            <w:r>
+              <w:rPr>
+                <w:sz w:val="19"/>
+              </w:rPr>
+              <w:t xml:space="preserve"> </w:t>
+            </w:r>
+            <w:r>
+              <w:rPr>
+                <w:sz w:val="19"/>
+              </w:rPr>
+              <w:t xml:space="preserve">show the average rating and review count, and the customer's own review (or the newest).</w:t>
+            </w:r>
+          </w:p>
+        </w:tc>
+        <w:tc>
+          <w:tcPr/>
+          <w:p>
+            <w:pPr>
+              <w:pStyle w:val="Compact"/>
+              <w:spacing w:after="40"/>
+              <w:jc w:val="left"/>
+            </w:pPr>
+            <w:r>
+              <w:rPr>
+                <w:sz w:val="19"/>
+              </w:rPr>
+              <w:t xml:space="preserve">C</w:t>
+            </w:r>
+          </w:p>
+        </w:tc>
+      </w:tr>
+      <w:tr>
+        <w:tc>
+          <w:tcPr>
+            <w:noWrap/>
+          </w:tcPr>
+          <w:p>
+            <w:pPr>
+              <w:pStyle w:val="Compact"/>
+              <w:spacing w:after="40"/>
+              <w:jc w:val="left"/>
+            </w:pPr>
+            <w:r>
+              <w:rPr>
+                <w:sz w:val="19"/>
+              </w:rPr>
+              <w:t xml:space="preserve">FR-R04</w:t>
+            </w:r>
+          </w:p>
+        </w:tc>
+        <w:tc>
+          <w:tcPr/>
+          <w:p>
+            <w:pPr>
+              <w:pStyle w:val="Compact"/>
+              <w:spacing w:after="40"/>
+              <w:jc w:val="left"/>
+            </w:pPr>
+            <w:r>
+              <w:rPr>
+                <w:sz w:val="19"/>
+              </w:rPr>
+              <w:t xml:space="preserve">A</w:t>
+            </w:r>
+            <w:r>
+              <w:rPr>
+                <w:sz w:val="19"/>
+              </w:rPr>
+              <w:t xml:space="preserve"> </w:t>
+            </w:r>
+            <w:r>
+              <w:rPr>
+                <w:bCs/>
+                <w:b/>
+                <w:sz w:val="19"/>
+              </w:rPr>
+              <w:t xml:space="preserve">Reviews</w:t>
+            </w:r>
+            <w:r>
+              <w:rPr>
+                <w:sz w:val="19"/>
+              </w:rPr>
+              <w:t xml:space="preserve"> </w:t>
+            </w:r>
+            <w:r>
+              <w:rPr>
+                <w:sz w:val="19"/>
+              </w:rPr>
+              <w:t xml:space="preserve">page shows the score, a 5-to-1 star chart and all reviews, filterable by star level or "with comments", the customer's own review first.</w:t>
+            </w:r>
+          </w:p>
+        </w:tc>
+        <w:tc>
+          <w:tcPr/>
+          <w:p>
+            <w:pPr>
+              <w:pStyle w:val="Compact"/>
+              <w:spacing w:after="40"/>
+              <w:jc w:val="left"/>
+            </w:pPr>
+            <w:r>
+              <w:rPr>
+                <w:sz w:val="19"/>
+              </w:rPr>
+              <w:t xml:space="preserve">C</w:t>
+            </w:r>
+          </w:p>
+        </w:tc>
+      </w:tr>
+      <w:tr>
+        <w:tc>
+          <w:tcPr>
+            <w:noWrap/>
+          </w:tcPr>
+          <w:p>
+            <w:pPr>
+              <w:pStyle w:val="Compact"/>
+              <w:spacing w:after="40"/>
+              <w:jc w:val="left"/>
+            </w:pPr>
+            <w:r>
+              <w:rPr>
+                <w:sz w:val="19"/>
+              </w:rPr>
+              <w:t xml:space="preserve">FR-R05</w:t>
+            </w:r>
+          </w:p>
+        </w:tc>
+        <w:tc>
+          <w:tcPr/>
+          <w:p>
+            <w:pPr>
+              <w:pStyle w:val="Compact"/>
+              <w:spacing w:after="40"/>
+              <w:jc w:val="left"/>
+            </w:pPr>
+            <w:r>
+              <w:rPr>
+                <w:sz w:val="19"/>
+              </w:rPr>
+              <w:t xml:space="preserve">Every review is marked as a</w:t>
+            </w:r>
+            <w:r>
+              <w:rPr>
+                <w:sz w:val="19"/>
+              </w:rPr>
+              <w:t xml:space="preserve"> </w:t>
+            </w:r>
+            <w:r>
+              <w:rPr>
+                <w:bCs/>
+                <w:b/>
+                <w:sz w:val="19"/>
+              </w:rPr>
+              <w:t xml:space="preserve">verified buyer</w:t>
+            </w:r>
+            <w:r>
+              <w:rPr>
+                <w:sz w:val="19"/>
+              </w:rPr>
+              <w:t xml:space="preserve">.</w:t>
+            </w:r>
+          </w:p>
+        </w:tc>
+        <w:tc>
+          <w:tcPr/>
+          <w:p>
+            <w:pPr>
+              <w:pStyle w:val="Compact"/>
+              <w:spacing w:after="40"/>
+              <w:jc w:val="left"/>
+            </w:pPr>
+            <w:r>
+              <w:rPr>
+                <w:sz w:val="19"/>
+              </w:rPr>
+              <w:t xml:space="preserve">C</w:t>
+            </w:r>
+          </w:p>
+        </w:tc>
+      </w:tr>
+    </w:tbl>
+    <w:bookmarkEnd w:id="36"/>
+    <w:bookmarkStart w:id="37" w:name="X0d280844590f65c20b261c04764fb2cc1f0bf34"/>
+    <w:p>
+      <w:pPr>
+        <w:pStyle w:val="Heading3"/>
+        <w:keepNext/>
+      </w:pPr>
+      <w:r>
+        <w:t xml:space="preserve">4.7 Shop administration (FR-AD)</w:t>
+      </w:r>
+    </w:p>
+    <w:tbl>
+      <w:tblPr>
+        <w:tblStyle w:val="Table"/>
+        <w:tblW w:type="auto" w:w="0"/>
+        <w:tblLook w:firstRow="1" w:lastRow="0" w:firstColumn="0" w:lastColumn="0" w:noHBand="0" w:noVBand="0" w:val="0020"/>
+        <w:jc w:val="center"/>
+        <w:tblBorders>
+          <w:top w:val="single" w:sz="4" w:color="94A3B8"/>
+          <w:left w:val="single" w:sz="4" w:color="94A3B8"/>
+          <w:bottom w:val="single" w:sz="4" w:color="94A3B8"/>
+          <w:right w:val="single" w:sz="4" w:color="94A3B8"/>
+          <w:insideH w:val="single" w:sz="4" w:color="94A3B8"/>
+          <w:insideV w:val="single" w:sz="4" w:color="94A3B8"/>
+        </w:tblBorders>
+      </w:tblPr>
+      <w:tblGrid>
+        <w:gridCol w:w="2640"/>
+        <w:gridCol w:w="2640"/>
+        <w:gridCol w:w="2640"/>
+      </w:tblGrid>
+      <w:tr>
+        <w:trPr>
+          <w:tblHeader w:val="true"/>
+        </w:trPr>
+        <w:tc>
+          <w:tcPr>
+            <w:noWrap/>
+            <w:shd w:val="clear" w:fill="E0F2FE"/>
+          </w:tcPr>
+          <w:p>
+            <w:pPr>
+              <w:pStyle w:val="Compact"/>
+              <w:spacing w:after="40"/>
+              <w:jc w:val="left"/>
+            </w:pPr>
+            <w:r>
+              <w:rPr>
+                <w:b/>
+                <w:sz w:val="19"/>
+              </w:rPr>
+              <w:t xml:space="preserve">ID</w:t>
+            </w:r>
+          </w:p>
+        </w:tc>
+        <w:tc>
+          <w:tcPr>
+            <w:shd w:val="clear" w:fill="E0F2FE"/>
+          </w:tcPr>
+          <w:p>
+            <w:pPr>
+              <w:pStyle w:val="Compact"/>
+              <w:spacing w:after="40"/>
+              <w:jc w:val="left"/>
+            </w:pPr>
+            <w:r>
+              <w:rPr>
+                <w:b/>
+                <w:sz w:val="19"/>
+              </w:rPr>
+              <w:t xml:space="preserve">Requirement</w:t>
+            </w:r>
+          </w:p>
+        </w:tc>
+        <w:tc>
+          <w:tcPr>
+            <w:shd w:val="clear" w:fill="E0F2FE"/>
+          </w:tcPr>
+          <w:p>
+            <w:pPr>
+              <w:pStyle w:val="Compact"/>
+              <w:spacing w:after="40"/>
+              <w:jc w:val="left"/>
+            </w:pPr>
+            <w:r>
+              <w:rPr>
+                <w:b/>
+                <w:sz w:val="19"/>
+              </w:rPr>
+              <w:t xml:space="preserve">Priority</w:t>
+            </w:r>
+          </w:p>
+        </w:tc>
+      </w:tr>
+      <w:tr>
+        <w:tc>
+          <w:tcPr>
+            <w:noWrap/>
+          </w:tcPr>
+          <w:p>
+            <w:pPr>
+              <w:pStyle w:val="Compact"/>
+              <w:spacing w:after="40"/>
+              <w:jc w:val="left"/>
+            </w:pPr>
+            <w:r>
+              <w:rPr>
+                <w:sz w:val="19"/>
+              </w:rPr>
               <w:t xml:space="preserve">FR-AD01</w:t>
             </w:r>
           </w:p>
@@ -6029,9 +6481,9 @@
         </w:pict>
       </w:r>
     </w:p>
-    <w:bookmarkEnd w:id="36"/>
     <w:bookmarkEnd w:id="37"/>
-    <w:bookmarkStart w:id="40" w:name="X06148fbd10f1d01feb0003fe6c36cc8af751572"/>
+    <w:bookmarkEnd w:id="38"/>
+    <w:bookmarkStart w:id="41" w:name="X06148fbd10f1d01feb0003fe6c36cc8af751572"/>
     <w:p>
       <w:pPr>
         <w:pStyle w:val="Heading2"/>
@@ -6041,7 +6493,7 @@
         <w:t xml:space="preserve">5. Backend and API requirements</w:t>
       </w:r>
     </w:p>
-    <w:bookmarkStart w:id="38" w:name="X8f13f435836449be6de2d04e8caccdac962c219"/>
+    <w:bookmarkStart w:id="39" w:name="X8f13f435836449be6de2d04e8caccdac962c219"/>
     <w:p>
       <w:pPr>
         <w:pStyle w:val="Heading3"/>
@@ -6784,8 +7236,8 @@
         </w:tc>
       </w:tr>
     </w:tbl>
-    <w:bookmarkEnd w:id="38"/>
-    <w:bookmarkStart w:id="39" w:name="Xffdc7e0cad150273e3c075718698bf1e24a1abb"/>
+    <w:bookmarkEnd w:id="39"/>
+    <w:bookmarkStart w:id="40" w:name="Xffdc7e0cad150273e3c075718698bf1e24a1abb"/>
     <w:p>
       <w:pPr>
         <w:pStyle w:val="Heading3"/>
@@ -7570,9 +8022,9 @@
         </w:pict>
       </w:r>
     </w:p>
-    <w:bookmarkEnd w:id="39"/>
     <w:bookmarkEnd w:id="40"/>
-    <w:bookmarkStart w:id="41" w:name="Xe36f9835cb95b6de93d3355b4e29db600105dfd"/>
+    <w:bookmarkEnd w:id="41"/>
+    <w:bookmarkStart w:id="42" w:name="Xe36f9835cb95b6de93d3355b4e29db600105dfd"/>
     <w:p>
       <w:pPr>
         <w:pStyle w:val="Heading2"/>
@@ -8746,8 +9198,8 @@
         </w:pict>
       </w:r>
     </w:p>
-    <w:bookmarkEnd w:id="41"/>
-    <w:bookmarkStart w:id="42" w:name="Xe39d4aaff3be2274af19b75e459cb858ffa79f1"/>
+    <w:bookmarkEnd w:id="42"/>
+    <w:bookmarkStart w:id="43" w:name="Xe39d4aaff3be2274af19b75e459cb858ffa79f1"/>
     <w:p>
       <w:pPr>
         <w:pStyle w:val="Heading2"/>
@@ -9271,6 +9723,42 @@
           </w:p>
         </w:tc>
       </w:tr>
+      <w:tr>
+        <w:tc>
+          <w:tcPr>
+            <w:noWrap/>
+          </w:tcPr>
+          <w:p>
+            <w:pPr>
+              <w:pStyle w:val="Compact"/>
+              <w:spacing w:after="40"/>
+              <w:jc w:val="left"/>
+            </w:pPr>
+            <w:r>
+              <w:rPr>
+                <w:sz w:val="19"/>
+              </w:rPr>
+              <w:t xml:space="preserve">BR-13</w:t>
+            </w:r>
+          </w:p>
+        </w:tc>
+        <w:tc>
+          <w:tcPr/>
+          <w:p>
+            <w:pPr>
+              <w:pStyle w:val="Compact"/>
+              <w:spacing w:after="40"/>
+              <w:jc w:val="left"/>
+            </w:pPr>
+            <w:r>
+              <w:rPr>
+                <w:sz w:val="19"/>
+              </w:rPr>
+              <w:t xml:space="preserve">Only a customer who received a product (a delivered order containing it) can review it; one review per customer and product, and posting again edits it. A comment has at most 1,000 characters.</w:t>
+            </w:r>
+          </w:p>
+        </w:tc>
+      </w:tr>
     </w:tbl>
     <w:p>
       <w:r>
@@ -9279,8 +9767,8 @@
         </w:pict>
       </w:r>
     </w:p>
-    <w:bookmarkEnd w:id="42"/>
-    <w:bookmarkStart w:id="45" w:name="X9d5775b9cdd0a55de58f699d54aec3a71ea7729"/>
+    <w:bookmarkEnd w:id="43"/>
+    <w:bookmarkStart w:id="46" w:name="X9d5775b9cdd0a55de58f699d54aec3a71ea7729"/>
     <w:p>
       <w:pPr>
         <w:pStyle w:val="Heading2"/>
@@ -9799,7 +10287,7 @@
               <w:rPr>
                 <w:sz w:val="19"/>
               </w:rPr>
-              <w:t xml:space="preserve">- prepared for ratings</w:t>
+              <w:t xml:space="preserve">- star ratings, tags and comments</w:t>
             </w:r>
           </w:p>
         </w:tc>
@@ -9917,7 +10405,7 @@
       <w:r>
         <w:t xml:space="preserve">(</w:t>
       </w:r>
-      <w:hyperlink r:id="rId43">
+      <w:hyperlink r:id="rId44">
         <w:r>
           <w:rPr>
             <w:rStyle w:val="Hyperlink"/>
@@ -9931,7 +10419,7 @@
       <w:r>
         <w:t xml:space="preserve"> </w:t>
       </w:r>
-      <w:hyperlink r:id="rId44">
+      <w:hyperlink r:id="rId45">
         <w:r>
           <w:rPr>
             <w:rStyle w:val="Hyperlink"/>
@@ -9964,8 +10452,8 @@
         </w:pict>
       </w:r>
     </w:p>
-    <w:bookmarkEnd w:id="45"/>
-    <w:bookmarkStart w:id="47" w:name="X4bbdd3ef56a91f74e0cae1fe8bc86d41ded6f62"/>
+    <w:bookmarkEnd w:id="46"/>
+    <w:bookmarkStart w:id="48" w:name="X4bbdd3ef56a91f74e0cae1fe8bc86d41ded6f62"/>
     <w:p>
       <w:pPr>
         <w:pStyle w:val="Heading2"/>
@@ -9990,13 +10478,13 @@
           <w:bCs/>
           <w:b/>
         </w:rPr>
-        <w:t xml:space="preserve">41</w:t>
+        <w:t xml:space="preserve">42</w:t>
       </w:r>
       <w:r>
         <w:t xml:space="preserve"> </w:t>
       </w:r>
       <w:r>
-        <w:t xml:space="preserve">(31 customer, 10 admin).</w:t>
+        <w:t xml:space="preserve">(32 customer, 10 admin), plus sheets such as Filter, Rate a product and To review.</w:t>
       </w:r>
     </w:p>
     <w:tbl>
@@ -12156,25 +12644,46 @@
             <w:pPr>
               <w:pStyle w:val="Compact"/>
               <w:spacing w:after="40"/>
-            </w:pPr>
-          </w:p>
-        </w:tc>
-        <w:tc>
-          <w:tcPr/>
-          <w:p>
-            <w:pPr>
-              <w:pStyle w:val="Compact"/>
-              <w:spacing w:after="40"/>
-            </w:pPr>
-          </w:p>
-        </w:tc>
-        <w:tc>
-          <w:tcPr/>
-          <w:p>
-            <w:pPr>
-              <w:pStyle w:val="Compact"/>
-              <w:spacing w:after="40"/>
-            </w:pPr>
+              <w:jc w:val="left"/>
+            </w:pPr>
+            <w:r>
+              <w:rPr>
+                <w:sz w:val="19"/>
+              </w:rPr>
+              <w:t xml:space="preserve">42</w:t>
+            </w:r>
+          </w:p>
+        </w:tc>
+        <w:tc>
+          <w:tcPr/>
+          <w:p>
+            <w:pPr>
+              <w:pStyle w:val="Compact"/>
+              <w:spacing w:after="40"/>
+              <w:jc w:val="left"/>
+            </w:pPr>
+            <w:r>
+              <w:rPr>
+                <w:sz w:val="19"/>
+              </w:rPr>
+              <w:t xml:space="preserve">Reviews</w:t>
+            </w:r>
+          </w:p>
+        </w:tc>
+        <w:tc>
+          <w:tcPr/>
+          <w:p>
+            <w:pPr>
+              <w:pStyle w:val="Compact"/>
+              <w:spacing w:after="40"/>
+              <w:jc w:val="left"/>
+            </w:pPr>
+            <w:r>
+              <w:rPr>
+                <w:sz w:val="19"/>
+              </w:rPr>
+              <w:t xml:space="preserve">(bonus: reviews and ratings)</w:t>
+            </w:r>
           </w:p>
         </w:tc>
       </w:tr>
@@ -12189,7 +12698,7 @@
       <w:r>
         <w:t xml:space="preserve"> </w:t>
       </w:r>
-      <w:hyperlink r:id="rId46">
+      <w:hyperlink r:id="rId47">
         <w:r>
           <w:rPr>
             <w:rStyle w:val="VerbatimChar"/>
@@ -12208,8 +12717,8 @@
         </w:pict>
       </w:r>
     </w:p>
-    <w:bookmarkEnd w:id="47"/>
-    <w:bookmarkStart w:id="48" w:name="X4210f28d308f0fe73919f5d1cd7052ee93de2f7"/>
+    <w:bookmarkEnd w:id="48"/>
+    <w:bookmarkStart w:id="49" w:name="X4210f28d308f0fe73919f5d1cd7052ee93de2f7"/>
     <w:p>
       <w:pPr>
         <w:pStyle w:val="Heading2"/>
@@ -15443,7 +15952,7 @@
               <w:rPr>
                 <w:sz w:val="19"/>
               </w:rPr>
-              <w:t xml:space="preserve">FR-R01 (below)</w:t>
+              <w:t xml:space="preserve">FR-R01 ... FR-R05</w:t>
             </w:r>
           </w:p>
         </w:tc>
@@ -15460,37 +15969,105 @@
                 <w:rStyle w:val="VerbatimChar"/>
                 <w:sz w:val="19"/>
               </w:rPr>
-              <w:t xml:space="preserve">reviews</w:t>
-            </w:r>
-            <w:r>
-              <w:rPr>
-                <w:sz w:val="19"/>
-              </w:rPr>
-              <w:t xml:space="preserve"> </w:t>
-            </w:r>
-            <w:r>
-              <w:rPr>
-                <w:sz w:val="19"/>
-              </w:rPr>
-              <w:t xml:space="preserve">table ready</w:t>
-            </w:r>
-          </w:p>
-        </w:tc>
-        <w:tc>
-          <w:tcPr/>
-          <w:p>
-            <w:pPr>
-              <w:pStyle w:val="Compact"/>
-              <w:spacing w:after="40"/>
-              <w:jc w:val="left"/>
-            </w:pPr>
-            <w:r>
-              <w:rPr>
-                <w:iCs/>
-                <w:i/>
-                <w:sz w:val="19"/>
-              </w:rPr>
-              <w:t xml:space="preserve">Planned</w:t>
+              <w:t xml:space="preserve">review_sheet.dart</w:t>
+            </w:r>
+            <w:r>
+              <w:rPr>
+                <w:sz w:val="19"/>
+              </w:rPr>
+              <w:t xml:space="preserve">,</w:t>
+            </w:r>
+            <w:r>
+              <w:rPr>
+                <w:sz w:val="19"/>
+              </w:rPr>
+              <w:t xml:space="preserve"> </w:t>
+            </w:r>
+            <w:r>
+              <w:rPr>
+                <w:rStyle w:val="VerbatimChar"/>
+                <w:sz w:val="19"/>
+              </w:rPr>
+              <w:t xml:space="preserve">reviews_screen.dart</w:t>
+            </w:r>
+            <w:r>
+              <w:rPr>
+                <w:sz w:val="19"/>
+              </w:rPr>
+              <w:t xml:space="preserve">,</w:t>
+            </w:r>
+            <w:r>
+              <w:rPr>
+                <w:sz w:val="19"/>
+              </w:rPr>
+              <w:t xml:space="preserve"> </w:t>
+            </w:r>
+            <w:r>
+              <w:rPr>
+                <w:rStyle w:val="VerbatimChar"/>
+                <w:sz w:val="19"/>
+              </w:rPr>
+              <w:t xml:space="preserve">to_review_sheet.dart</w:t>
+            </w:r>
+            <w:r>
+              <w:rPr>
+                <w:sz w:val="19"/>
+              </w:rPr>
+              <w:t xml:space="preserve"> </w:t>
+            </w:r>
+            <w:r>
+              <w:rPr>
+                <w:sz w:val="19"/>
+              </w:rPr>
+              <w:t xml:space="preserve">/</w:t>
+            </w:r>
+            <w:r>
+              <w:rPr>
+                <w:sz w:val="19"/>
+              </w:rPr>
+              <w:t xml:space="preserve"> </w:t>
+            </w:r>
+            <w:r>
+              <w:rPr>
+                <w:rStyle w:val="VerbatimChar"/>
+                <w:sz w:val="19"/>
+              </w:rPr>
+              <w:t xml:space="preserve">/api/products/&lt;id&gt;/reviews</w:t>
+            </w:r>
+            <w:r>
+              <w:rPr>
+                <w:sz w:val="19"/>
+              </w:rPr>
+              <w:t xml:space="preserve">,</w:t>
+            </w:r>
+            <w:r>
+              <w:rPr>
+                <w:sz w:val="19"/>
+              </w:rPr>
+              <w:t xml:space="preserve"> </w:t>
+            </w:r>
+            <w:r>
+              <w:rPr>
+                <w:rStyle w:val="VerbatimChar"/>
+                <w:sz w:val="19"/>
+              </w:rPr>
+              <w:t xml:space="preserve">/api/reviews/to-review</w:t>
+            </w:r>
+          </w:p>
+        </w:tc>
+        <w:tc>
+          <w:tcPr/>
+          <w:p>
+            <w:pPr>
+              <w:pStyle w:val="Compact"/>
+              <w:spacing w:after="40"/>
+              <w:jc w:val="left"/>
+            </w:pPr>
+            <w:r>
+              <w:rPr>
+                <w:sz w:val="19"/>
+              </w:rPr>
+              <w:t xml:space="preserve">Done</w:t>
             </w:r>
           </w:p>
         </w:tc>
@@ -15503,8 +16080,8 @@
         </w:pict>
       </w:r>
     </w:p>
-    <w:bookmarkEnd w:id="48"/>
-    <w:bookmarkStart w:id="49" w:name="X62906ee64d49b227cac039934b1c94cd1c357d6"/>
+    <w:bookmarkEnd w:id="49"/>
+    <w:bookmarkStart w:id="50" w:name="X62906ee64d49b227cac039934b1c94cd1c357d6"/>
     <w:p>
       <w:pPr>
         <w:pStyle w:val="Heading2"/>
@@ -15671,28 +16248,6 @@
         <w:pStyle w:val="Compact"/>
       </w:pPr>
       <w:r>
-        <w:rPr>
-          <w:bCs/>
-          <w:b/>
-        </w:rPr>
-        <w:t xml:space="preserve">FR-R01 (Could):</w:t>
-      </w:r>
-      <w:r>
-        <w:t xml:space="preserve"> </w:t>
-      </w:r>
-      <w:r>
-        <w:t xml:space="preserve">customers rate and review products they received; product details show the average rating.</w:t>
-      </w:r>
-    </w:p>
-    <w:p>
-      <w:pPr>
-        <w:numPr>
-          <w:ilvl w:val="0"/>
-          <w:numId w:val="1003"/>
-        </w:numPr>
-        <w:pStyle w:val="Compact"/>
-      </w:pPr>
-      <w:r>
         <w:t xml:space="preserve">Use the saved notification choices to filter which notifications are sent (v1.0 stores them but sends all order notifications).</w:t>
       </w:r>
     </w:p>
@@ -15708,8 +16263,8 @@
         <w:t xml:space="preserve">Khmer translation of the admin tools; push notifications (Firebase); deployment to a cloud server.</w:t>
       </w:r>
     </w:p>
-    <w:bookmarkEnd w:id="49"/>
     <w:bookmarkEnd w:id="50"/>
+    <w:bookmarkEnd w:id="51"/>
     <w:sectPr>
       <w:pgMar w:left="1440" w:right="1440" w:top="1296" w:bottom="1296"/>
     </w:sectPr>

--- a/docs/requirements/REQUIREMENTS.docx
+++ b/docs/requirements/REQUIREMENTS.docx
@@ -7491,7 +7491,7 @@
               <w:rPr>
                 <w:sz w:val="19"/>
               </w:rPr>
-              <w:t xml:space="preserve">happens on the server for every input; a</w:t>
+              <w:t xml:space="preserve">happens on the server for every input: types (text, whole numbers, true/false), lengths that fit the database columns, ranges and allowed values. A</w:t>
             </w:r>
             <w:r>
               <w:rPr>
@@ -7535,7 +7535,7 @@
               <w:rPr>
                 <w:sz w:val="19"/>
               </w:rPr>
-              <w:t xml:space="preserve">.</w:t>
+              <w:t xml:space="preserve">; a wrong value never causes a server error.</w:t>
             </w:r>
           </w:p>
         </w:tc>
@@ -8698,23 +8698,42 @@
               <w:rPr>
                 <w:sz w:val="19"/>
               </w:rPr>
-              <w:t xml:space="preserve">Password reset cannot be brute-forced.</w:t>
-            </w:r>
-          </w:p>
-        </w:tc>
-        <w:tc>
-          <w:tcPr/>
-          <w:p>
-            <w:pPr>
-              <w:pStyle w:val="Compact"/>
-              <w:spacing w:after="40"/>
-              <w:jc w:val="left"/>
-            </w:pPr>
-            <w:r>
-              <w:rPr>
-                <w:sz w:val="19"/>
-              </w:rPr>
-              <w:t xml:space="preserve">Code valid 10 minutes, locked after 5 wrong tries, 60 s between requests, max 5 requests per hour</w:t>
+              <w:t xml:space="preserve">Passwords and reset codes cannot be brute-forced, and the shop cannot be flooded.</w:t>
+            </w:r>
+          </w:p>
+        </w:tc>
+        <w:tc>
+          <w:tcPr/>
+          <w:p>
+            <w:pPr>
+              <w:pStyle w:val="Compact"/>
+              <w:spacing w:after="40"/>
+              <w:jc w:val="left"/>
+            </w:pPr>
+            <w:r>
+              <w:rPr>
+                <w:sz w:val="19"/>
+              </w:rPr>
+              <w:t xml:space="preserve">Login: 10 tries a minute per network and 10 per 15 minutes per email; sign-up: 20 an hour per network; contact: 5 messages in 10 minutes and 30 a day per account (Flask-Limiter,</w:t>
+            </w:r>
+            <w:r>
+              <w:rPr>
+                <w:sz w:val="19"/>
+              </w:rPr>
+              <w:t xml:space="preserve"> </w:t>
+            </w:r>
+            <w:r>
+              <w:rPr>
+                <w:rStyle w:val="VerbatimChar"/>
+                <w:sz w:val="19"/>
+              </w:rPr>
+              <w:t xml:space="preserve">429</w:t>
+            </w:r>
+            <w:r>
+              <w:rPr>
+                <w:sz w:val="19"/>
+              </w:rPr>
+              <w:t xml:space="preserve">). Reset code valid 10 minutes, locked after 5 wrong tries, 60 s between requests, max 5 requests per hour</w:t>
             </w:r>
           </w:p>
         </w:tc>
@@ -8734,7 +8753,7 @@
               <w:rPr>
                 <w:sz w:val="19"/>
               </w:rPr>
-              <w:t xml:space="preserve">NFR-09</w:t>
+              <w:t xml:space="preserve">NFR-08b</w:t>
             </w:r>
           </w:p>
         </w:tc>
@@ -8766,36 +8785,36 @@
               <w:rPr>
                 <w:sz w:val="19"/>
               </w:rPr>
-              <w:t xml:space="preserve">Secrets are not in the source code.</w:t>
-            </w:r>
-          </w:p>
-        </w:tc>
-        <w:tc>
-          <w:tcPr/>
-          <w:p>
-            <w:pPr>
-              <w:pStyle w:val="Compact"/>
-              <w:spacing w:after="40"/>
-              <w:jc w:val="left"/>
-            </w:pPr>
+              <w:t xml:space="preserve">Changing or resetting the password signs out the account's other devices.</w:t>
+            </w:r>
+          </w:p>
+        </w:tc>
+        <w:tc>
+          <w:tcPr/>
+          <w:p>
+            <w:pPr>
+              <w:pStyle w:val="Compact"/>
+              <w:spacing w:after="40"/>
+              <w:jc w:val="left"/>
+            </w:pPr>
+            <w:r>
+              <w:rPr>
+                <w:sz w:val="19"/>
+              </w:rPr>
+              <w:t xml:space="preserve">A token version in each login token; older tokens get</w:t>
+            </w:r>
+            <w:r>
+              <w:rPr>
+                <w:sz w:val="19"/>
+              </w:rPr>
+              <w:t xml:space="preserve"> </w:t>
+            </w:r>
             <w:r>
               <w:rPr>
                 <w:rStyle w:val="VerbatimChar"/>
                 <w:sz w:val="19"/>
               </w:rPr>
-              <w:t xml:space="preserve">.env</w:t>
-            </w:r>
-            <w:r>
-              <w:rPr>
-                <w:sz w:val="19"/>
-              </w:rPr>
-              <w:t xml:space="preserve"> </w:t>
-            </w:r>
-            <w:r>
-              <w:rPr>
-                <w:sz w:val="19"/>
-              </w:rPr>
-              <w:t xml:space="preserve">file (git-ignored) for database URL, secret keys and Bakong token</w:t>
+              <w:t xml:space="preserve">401</w:t>
             </w:r>
           </w:p>
         </w:tc>
@@ -8815,6 +8834,87 @@
               <w:rPr>
                 <w:sz w:val="19"/>
               </w:rPr>
+              <w:t xml:space="preserve">NFR-09</w:t>
+            </w:r>
+          </w:p>
+        </w:tc>
+        <w:tc>
+          <w:tcPr/>
+          <w:p>
+            <w:pPr>
+              <w:pStyle w:val="Compact"/>
+              <w:spacing w:after="40"/>
+              <w:jc w:val="left"/>
+            </w:pPr>
+            <w:r>
+              <w:rPr>
+                <w:sz w:val="19"/>
+              </w:rPr>
+              <w:t xml:space="preserve">Security</w:t>
+            </w:r>
+          </w:p>
+        </w:tc>
+        <w:tc>
+          <w:tcPr/>
+          <w:p>
+            <w:pPr>
+              <w:pStyle w:val="Compact"/>
+              <w:spacing w:after="40"/>
+              <w:jc w:val="left"/>
+            </w:pPr>
+            <w:r>
+              <w:rPr>
+                <w:sz w:val="19"/>
+              </w:rPr>
+              <w:t xml:space="preserve">Secrets are not in the source code.</w:t>
+            </w:r>
+          </w:p>
+        </w:tc>
+        <w:tc>
+          <w:tcPr/>
+          <w:p>
+            <w:pPr>
+              <w:pStyle w:val="Compact"/>
+              <w:spacing w:after="40"/>
+              <w:jc w:val="left"/>
+            </w:pPr>
+            <w:r>
+              <w:rPr>
+                <w:rStyle w:val="VerbatimChar"/>
+                <w:sz w:val="19"/>
+              </w:rPr>
+              <w:t xml:space="preserve">.env</w:t>
+            </w:r>
+            <w:r>
+              <w:rPr>
+                <w:sz w:val="19"/>
+              </w:rPr>
+              <w:t xml:space="preserve"> </w:t>
+            </w:r>
+            <w:r>
+              <w:rPr>
+                <w:sz w:val="19"/>
+              </w:rPr>
+              <w:t xml:space="preserve">file (git-ignored) for database URL, secret keys and Bakong token</w:t>
+            </w:r>
+          </w:p>
+        </w:tc>
+      </w:tr>
+      <w:tr>
+        <w:tc>
+          <w:tcPr>
+            <w:noWrap/>
+          </w:tcPr>
+          <w:p>
+            <w:pPr>
+              <w:pStyle w:val="Compact"/>
+              <w:spacing w:after="40"/>
+              <w:jc w:val="left"/>
+            </w:pPr>
+            <w:r>
+              <w:rPr>
+                <w:sz w:val="19"/>
+              </w:rPr>
               <w:t xml:space="preserve">NFR-10</w:t>
             </w:r>
           </w:p>
@@ -8847,23 +8947,61 @@
               <w:rPr>
                 <w:sz w:val="19"/>
               </w:rPr>
-              <w:t xml:space="preserve">Stock can never go below zero and an order is all-or-nothing.</w:t>
-            </w:r>
-          </w:p>
-        </w:tc>
-        <w:tc>
-          <w:tcPr/>
-          <w:p>
-            <w:pPr>
-              <w:pStyle w:val="Compact"/>
-              <w:spacing w:after="40"/>
-              <w:jc w:val="left"/>
-            </w:pPr>
-            <w:r>
-              <w:rPr>
-                <w:sz w:val="19"/>
-              </w:rPr>
-              <w:t xml:space="preserve">Stock re-checked when the order is placed, in one database transaction</w:t>
+              <w:t xml:space="preserve">Stock can never go below zero, even when two customers buy the last item at the same moment, and an order is all-or-nothing.</w:t>
+            </w:r>
+          </w:p>
+        </w:tc>
+        <w:tc>
+          <w:tcPr/>
+          <w:p>
+            <w:pPr>
+              <w:pStyle w:val="Compact"/>
+              <w:spacing w:after="40"/>
+              <w:jc w:val="left"/>
+            </w:pPr>
+            <w:r>
+              <w:rPr>
+                <w:sz w:val="19"/>
+              </w:rPr>
+              <w:t xml:space="preserve">Each item's stock is taken with one conditional</w:t>
+            </w:r>
+            <w:r>
+              <w:rPr>
+                <w:sz w:val="19"/>
+              </w:rPr>
+              <w:t xml:space="preserve"> </w:t>
+            </w:r>
+            <w:r>
+              <w:rPr>
+                <w:rStyle w:val="VerbatimChar"/>
+                <w:sz w:val="19"/>
+              </w:rPr>
+              <w:t xml:space="preserve">UPDATE ... WHERE stock &gt;= quantity</w:t>
+            </w:r>
+            <w:r>
+              <w:rPr>
+                <w:sz w:val="19"/>
+              </w:rPr>
+              <w:t xml:space="preserve"> </w:t>
+            </w:r>
+            <w:r>
+              <w:rPr>
+                <w:sz w:val="19"/>
+              </w:rPr>
+              <w:t xml:space="preserve">inside the order's transaction; if it no longer matches, the whole order is rolled back with</w:t>
+            </w:r>
+            <w:r>
+              <w:rPr>
+                <w:sz w:val="19"/>
+              </w:rPr>
+              <w:t xml:space="preserve"> </w:t>
+            </w:r>
+            <w:r>
+              <w:rPr>
+                <w:rStyle w:val="VerbatimChar"/>
+                <w:sz w:val="19"/>
+              </w:rPr>
+              <w:t xml:space="preserve">409</w:t>
             </w:r>
           </w:p>
         </w:tc>
@@ -9460,13 +9598,13 @@
                 <w:rStyle w:val="VerbatimChar"/>
                 <w:sz w:val="19"/>
               </w:rPr>
-              <w:t xml:space="preserve">AWS-20261016-0001</w:t>
-            </w:r>
-            <w:r>
-              <w:rPr>
-                <w:sz w:val="19"/>
-              </w:rPr>
-              <w:t xml:space="preserve">.</w:t>
+              <w:t xml:space="preserve">AWS-20261016-00042</w:t>
+            </w:r>
+            <w:r>
+              <w:rPr>
+                <w:sz w:val="19"/>
+              </w:rPr>
+              <w:t xml:space="preserve">: the date plus the order's own id, so two orders placed at the same moment never share a number.</w:t>
             </w:r>
           </w:p>
         </w:tc>

--- a/docs/requirements/REQUIREMENTS.docx
+++ b/docs/requirements/REQUIREMENTS.docx
@@ -1965,23 +1965,99 @@
                 <w:b/>
                 <w:sz w:val="19"/>
               </w:rPr>
-              <w:t xml:space="preserve">Flask-Admin + Flask-Login</w:t>
-            </w:r>
-          </w:p>
-        </w:tc>
-        <w:tc>
-          <w:tcPr/>
-          <w:p>
-            <w:pPr>
-              <w:pStyle w:val="Compact"/>
-              <w:spacing w:after="40"/>
-              <w:jc w:val="left"/>
-            </w:pPr>
-            <w:r>
-              <w:rPr>
-                <w:sz w:val="19"/>
-              </w:rPr>
-              <w:t xml:space="preserve">Back-office on a computer with no extra front-end project</w:t>
+              <w:t xml:space="preserve">React 18 + Vite + Tailwind CSS + Recharts</w:t>
+            </w:r>
+            <w:r>
+              <w:rPr>
+                <w:sz w:val="19"/>
+              </w:rPr>
+              <w:t xml:space="preserve"> </w:t>
+            </w:r>
+            <w:r>
+              <w:rPr>
+                <w:sz w:val="19"/>
+              </w:rPr>
+              <w:t xml:space="preserve">(at</w:t>
+            </w:r>
+            <w:r>
+              <w:rPr>
+                <w:sz w:val="19"/>
+              </w:rPr>
+              <w:t xml:space="preserve"> </w:t>
+            </w:r>
+            <w:r>
+              <w:rPr>
+                <w:rStyle w:val="VerbatimChar"/>
+                <w:sz w:val="19"/>
+              </w:rPr>
+              <w:t xml:space="preserve">/dashboard</w:t>
+            </w:r>
+            <w:r>
+              <w:rPr>
+                <w:sz w:val="19"/>
+              </w:rPr>
+              <w:t xml:space="preserve">) and</w:t>
+            </w:r>
+            <w:r>
+              <w:rPr>
+                <w:sz w:val="19"/>
+              </w:rPr>
+              <w:t xml:space="preserve"> </w:t>
+            </w:r>
+            <w:r>
+              <w:rPr>
+                <w:bCs/>
+                <w:b/>
+                <w:sz w:val="19"/>
+              </w:rPr>
+              <w:t xml:space="preserve">Flask-Admin</w:t>
+            </w:r>
+            <w:r>
+              <w:rPr>
+                <w:sz w:val="19"/>
+              </w:rPr>
+              <w:t xml:space="preserve"> </w:t>
+            </w:r>
+            <w:r>
+              <w:rPr>
+                <w:sz w:val="19"/>
+              </w:rPr>
+              <w:t xml:space="preserve">(at</w:t>
+            </w:r>
+            <w:r>
+              <w:rPr>
+                <w:sz w:val="19"/>
+              </w:rPr>
+              <w:t xml:space="preserve"> </w:t>
+            </w:r>
+            <w:r>
+              <w:rPr>
+                <w:rStyle w:val="VerbatimChar"/>
+                <w:sz w:val="19"/>
+              </w:rPr>
+              <w:t xml:space="preserve">/admin</w:t>
+            </w:r>
+            <w:r>
+              <w:rPr>
+                <w:sz w:val="19"/>
+              </w:rPr>
+              <w:t xml:space="preserve">)</w:t>
+            </w:r>
+          </w:p>
+        </w:tc>
+        <w:tc>
+          <w:tcPr/>
+          <w:p>
+            <w:pPr>
+              <w:pStyle w:val="Compact"/>
+              <w:spacing w:after="40"/>
+              <w:jc w:val="left"/>
+            </w:pPr>
+            <w:r>
+              <w:rPr>
+                <w:sz w:val="19"/>
+              </w:rPr>
+              <w:t xml:space="preserve">A modern desktop dashboard on the same JSON API, plus a server-rendered fallback</w:t>
             </w:r>
           </w:p>
         </w:tc>
@@ -6401,7 +6477,7 @@
               <w:rPr>
                 <w:sz w:val="19"/>
               </w:rPr>
-              <w:t xml:space="preserve">The same management tools are available in a</w:t>
+              <w:t xml:space="preserve">The shop can be managed on a computer in a</w:t>
             </w:r>
             <w:r>
               <w:rPr>
@@ -6415,7 +6491,7 @@
                 <w:b/>
                 <w:sz w:val="19"/>
               </w:rPr>
-              <w:t xml:space="preserve">web admin panel</w:t>
+              <w:t xml:space="preserve">React web admin</w:t>
             </w:r>
             <w:r>
               <w:rPr>
@@ -6440,6 +6516,103 @@
                 <w:rStyle w:val="VerbatimChar"/>
                 <w:sz w:val="19"/>
               </w:rPr>
+              <w:t xml:space="preserve">/dashboard</w:t>
+            </w:r>
+            <w:r>
+              <w:rPr>
+                <w:sz w:val="19"/>
+              </w:rPr>
+              <w:t xml:space="preserve">: the same dashboard as the app (revenue, 7-day chart, orders to handle with one-click steps, live activity with Reply / Restock, low stock with +5, refreshing every 20 seconds) and pages for orders, products with photos, categories, customers, messages, reviews and coupons.</w:t>
+            </w:r>
+          </w:p>
+        </w:tc>
+        <w:tc>
+          <w:tcPr/>
+          <w:p>
+            <w:pPr>
+              <w:pStyle w:val="Compact"/>
+              <w:spacing w:after="40"/>
+              <w:jc w:val="left"/>
+            </w:pPr>
+            <w:r>
+              <w:rPr>
+                <w:sz w:val="19"/>
+              </w:rPr>
+              <w:t xml:space="preserve">C</w:t>
+            </w:r>
+          </w:p>
+        </w:tc>
+      </w:tr>
+      <w:tr>
+        <w:tc>
+          <w:tcPr>
+            <w:noWrap/>
+          </w:tcPr>
+          <w:p>
+            <w:pPr>
+              <w:pStyle w:val="Compact"/>
+              <w:spacing w:after="40"/>
+              <w:jc w:val="left"/>
+            </w:pPr>
+            <w:r>
+              <w:rPr>
+                <w:sz w:val="19"/>
+              </w:rPr>
+              <w:t xml:space="preserve">FR-AD08</w:t>
+            </w:r>
+          </w:p>
+        </w:tc>
+        <w:tc>
+          <w:tcPr/>
+          <w:p>
+            <w:pPr>
+              <w:pStyle w:val="Compact"/>
+              <w:spacing w:after="40"/>
+              <w:jc w:val="left"/>
+            </w:pPr>
+            <w:r>
+              <w:rPr>
+                <w:sz w:val="19"/>
+              </w:rPr>
+              <w:t xml:space="preserve">A server-rendered</w:t>
+            </w:r>
+            <w:r>
+              <w:rPr>
+                <w:sz w:val="19"/>
+              </w:rPr>
+              <w:t xml:space="preserve"> </w:t>
+            </w:r>
+            <w:r>
+              <w:rPr>
+                <w:bCs/>
+                <w:b/>
+                <w:sz w:val="19"/>
+              </w:rPr>
+              <w:t xml:space="preserve">admin panel</w:t>
+            </w:r>
+            <w:r>
+              <w:rPr>
+                <w:sz w:val="19"/>
+              </w:rPr>
+              <w:t xml:space="preserve"> </w:t>
+            </w:r>
+            <w:r>
+              <w:rPr>
+                <w:sz w:val="19"/>
+              </w:rPr>
+              <w:t xml:space="preserve">at</w:t>
+            </w:r>
+            <w:r>
+              <w:rPr>
+                <w:sz w:val="19"/>
+              </w:rPr>
+              <w:t xml:space="preserve"> </w:t>
+            </w:r>
+            <w:r>
+              <w:rPr>
+                <w:rStyle w:val="VerbatimChar"/>
+                <w:sz w:val="19"/>
+              </w:rPr>
               <w:t xml:space="preserve">/admin</w:t>
             </w:r>
             <w:r>
@@ -6452,7 +6625,111 @@
               <w:rPr>
                 <w:sz w:val="19"/>
               </w:rPr>
-              <w:t xml:space="preserve">for use on a computer.</w:t>
+              <w:t xml:space="preserve">(Flask-Admin) offers the same dashboard and one-click actions, as a fallback that needs no JavaScript build.</w:t>
+            </w:r>
+          </w:p>
+        </w:tc>
+        <w:tc>
+          <w:tcPr/>
+          <w:p>
+            <w:pPr>
+              <w:pStyle w:val="Compact"/>
+              <w:spacing w:after="40"/>
+              <w:jc w:val="left"/>
+            </w:pPr>
+            <w:r>
+              <w:rPr>
+                <w:sz w:val="19"/>
+              </w:rPr>
+              <w:t xml:space="preserve">C</w:t>
+            </w:r>
+          </w:p>
+        </w:tc>
+      </w:tr>
+      <w:tr>
+        <w:tc>
+          <w:tcPr>
+            <w:noWrap/>
+          </w:tcPr>
+          <w:p>
+            <w:pPr>
+              <w:pStyle w:val="Compact"/>
+              <w:spacing w:after="40"/>
+              <w:jc w:val="left"/>
+            </w:pPr>
+            <w:r>
+              <w:rPr>
+                <w:sz w:val="19"/>
+              </w:rPr>
+              <w:t xml:space="preserve">FR-AD09</w:t>
+            </w:r>
+          </w:p>
+        </w:tc>
+        <w:tc>
+          <w:tcPr/>
+          <w:p>
+            <w:pPr>
+              <w:pStyle w:val="Compact"/>
+              <w:spacing w:after="40"/>
+              <w:jc w:val="left"/>
+            </w:pPr>
+            <w:r>
+              <w:rPr>
+                <w:sz w:val="19"/>
+              </w:rPr>
+              <w:t xml:space="preserve">The admin can</w:t>
+            </w:r>
+            <w:r>
+              <w:rPr>
+                <w:sz w:val="19"/>
+              </w:rPr>
+              <w:t xml:space="preserve"> </w:t>
+            </w:r>
+            <w:r>
+              <w:rPr>
+                <w:bCs/>
+                <w:b/>
+                <w:sz w:val="19"/>
+              </w:rPr>
+              <w:t xml:space="preserve">manage promo codes</w:t>
+            </w:r>
+            <w:r>
+              <w:rPr>
+                <w:sz w:val="19"/>
+              </w:rPr>
+              <w:t xml:space="preserve"> </w:t>
+            </w:r>
+            <w:r>
+              <w:rPr>
+                <w:sz w:val="19"/>
+              </w:rPr>
+              <w:t xml:space="preserve">(add, edit, switch off, delete) and</w:t>
+            </w:r>
+            <w:r>
+              <w:rPr>
+                <w:sz w:val="19"/>
+              </w:rPr>
+              <w:t xml:space="preserve"> </w:t>
+            </w:r>
+            <w:r>
+              <w:rPr>
+                <w:bCs/>
+                <w:b/>
+                <w:sz w:val="19"/>
+              </w:rPr>
+              <w:t xml:space="preserve">remove reviews</w:t>
+            </w:r>
+            <w:r>
+              <w:rPr>
+                <w:sz w:val="19"/>
+              </w:rPr>
+              <w:t xml:space="preserve"> </w:t>
+            </w:r>
+            <w:r>
+              <w:rPr>
+                <w:sz w:val="19"/>
+              </w:rPr>
+              <w:t xml:space="preserve">(spam, rude words).</w:t>
             </w:r>
           </w:p>
         </w:tc>

--- a/docs/requirements/REQUIREMENTS.docx
+++ b/docs/requirements/REQUIREMENTS.docx
@@ -6522,7 +6522,7 @@
               <w:rPr>
                 <w:sz w:val="19"/>
               </w:rPr>
-              <w:t xml:space="preserve">: the same dashboard as the app (revenue, 7-day chart, orders to handle with one-click steps, live activity with Reply / Restock, low stock with +5, refreshing every 20 seconds) and pages for orders, products with photos, categories, customers, messages, reviews and coupons.</w:t>
+              <w:t xml:space="preserve">: the same dashboard as the app (revenue, 7-day chart, orders to handle with one-click steps, live activity with Reply / Restock, low stock with +5, refreshing every 20 seconds) and pages for orders, products with photos, categories, customers, messages, reviews and coupons, with a Light / Dark / System theme switch.</w:t>
             </w:r>
           </w:p>
         </w:tc>

--- a/docs/requirements/REQUIREMENTS.docx
+++ b/docs/requirements/REQUIREMENTS.docx
@@ -16539,38 +16539,25 @@
         <w:pStyle w:val="Compact"/>
       </w:pPr>
       <w:r>
-        <w:t xml:space="preserve">KHQR runs in</w:t>
-      </w:r>
-      <w:r>
-        <w:t xml:space="preserve"> </w:t>
-      </w:r>
-      <w:r>
-        <w:rPr>
-          <w:bCs/>
-          <w:b/>
-        </w:rPr>
-        <w:t xml:space="preserve">mock</w:t>
-      </w:r>
-      <w:r>
-        <w:t xml:space="preserve"> </w:t>
-      </w:r>
-      <w:r>
-        <w:t xml:space="preserve">mode for the demo (a demo QR and a "Simulate payment" button); setting</w:t>
-      </w:r>
-      <w:r>
-        <w:t xml:space="preserve"> </w:t>
+        <w:t xml:space="preserve">KHQR takes real payments through Bakong: the server needs a Bakong Open API token (</w:t>
       </w:r>
       <w:r>
         <w:rPr>
           <w:rStyle w:val="VerbatimChar"/>
         </w:rPr>
-        <w:t xml:space="preserve">PAYMENT_PROVIDER=bakong</w:t>
+        <w:t xml:space="preserve">BAKONG_TOKEN</w:t>
       </w:r>
       <w:r>
-        <w:t xml:space="preserve"> </w:t>
+        <w:t xml:space="preserve">, renewed about every 90 days) and the receiving account (</w:t>
       </w:r>
       <w:r>
-        <w:t xml:space="preserve">with a Bakong token makes it take real payments.</w:t>
+        <w:rPr>
+          <w:rStyle w:val="VerbatimChar"/>
+        </w:rPr>
+        <w:t xml:space="preserve">BAKONG_ACCOUNT_ID</w:t>
+      </w:r>
+      <w:r>
+        <w:t xml:space="preserve">).</w:t>
       </w:r>
     </w:p>
     <w:p>

--- a/docs/requirements/REQUIREMENTS.docx
+++ b/docs/requirements/REQUIREMENTS.docx
@@ -462,7 +462,7 @@
         <w:pStyle w:val="BodyText"/>
       </w:pPr>
       <w:r>
-        <w:t xml:space="preserve">In scope: accounts, catalogue, search and filters, cart, wishlist, checkout, KHQR and cash on delivery payment, order tracking, receipts, product reviews and ratings, notifications, contact messages, settings, and the shop management tools.</w:t>
+        <w:t xml:space="preserve">In scope: accounts, catalogue, search and filters, cart, wishlist, checkout, KHQR, ABA PayWay and cash on delivery payment, order tracking, receipts, product reviews and ratings, notifications, contact messages, settings, and the shop management tools.</w:t>
       </w:r>
       <w:r>
         <w:t xml:space="preserve"> </w:t>
@@ -574,6 +574,40 @@
                 <w:sz w:val="19"/>
               </w:rPr>
               <w:t xml:space="preserve">Cambodia's national QR payment standard (Bakong). Any Cambodian bank app can pay a KHQR code.</w:t>
+            </w:r>
+          </w:p>
+        </w:tc>
+      </w:tr>
+      <w:tr>
+        <w:tc>
+          <w:tcPr/>
+          <w:p>
+            <w:pPr>
+              <w:pStyle w:val="Compact"/>
+              <w:spacing w:after="40"/>
+              <w:jc w:val="left"/>
+            </w:pPr>
+            <w:r>
+              <w:rPr>
+                <w:sz w:val="19"/>
+              </w:rPr>
+              <w:t xml:space="preserve">ABA PayWay</w:t>
+            </w:r>
+          </w:p>
+        </w:tc>
+        <w:tc>
+          <w:tcPr/>
+          <w:p>
+            <w:pPr>
+              <w:pStyle w:val="Compact"/>
+              <w:spacing w:after="40"/>
+              <w:jc w:val="left"/>
+            </w:pPr>
+            <w:r>
+              <w:rPr>
+                <w:sz w:val="19"/>
+              </w:rPr>
+              <w:t xml:space="preserve">ABA Bank's online payment gateway. It gives a KHQR code and a link that opens the ABA Mobile app with the payment filled in.</w:t>
             </w:r>
           </w:p>
         </w:tc>
@@ -1100,6 +1134,70 @@
                 <w:sz w:val="19"/>
               </w:rPr>
               <w:t xml:space="preserve">Receives the QR payment request and reports when it is paid</w:t>
+            </w:r>
+          </w:p>
+        </w:tc>
+      </w:tr>
+      <w:tr>
+        <w:tc>
+          <w:tcPr/>
+          <w:p>
+            <w:pPr>
+              <w:pStyle w:val="Compact"/>
+              <w:spacing w:after="40"/>
+              <w:jc w:val="left"/>
+            </w:pPr>
+            <w:r>
+              <w:rPr>
+                <w:bCs/>
+                <w:b/>
+                <w:sz w:val="19"/>
+              </w:rPr>
+              <w:t xml:space="preserve">ABA PayWay</w:t>
+            </w:r>
+            <w:r>
+              <w:rPr>
+                <w:sz w:val="19"/>
+              </w:rPr>
+              <w:t xml:space="preserve"> </w:t>
+            </w:r>
+            <w:r>
+              <w:rPr>
+                <w:sz w:val="19"/>
+              </w:rPr>
+              <w:t xml:space="preserve">(external system)</w:t>
+            </w:r>
+          </w:p>
+        </w:tc>
+        <w:tc>
+          <w:tcPr/>
+          <w:p>
+            <w:pPr>
+              <w:pStyle w:val="Compact"/>
+              <w:spacing w:after="40"/>
+              <w:jc w:val="left"/>
+            </w:pPr>
+            <w:r>
+              <w:rPr>
+                <w:sz w:val="19"/>
+              </w:rPr>
+              <w:t xml:space="preserve">Payment gateway</w:t>
+            </w:r>
+          </w:p>
+        </w:tc>
+        <w:tc>
+          <w:tcPr/>
+          <w:p>
+            <w:pPr>
+              <w:pStyle w:val="Compact"/>
+              <w:spacing w:after="40"/>
+              <w:jc w:val="left"/>
+            </w:pPr>
+            <w:r>
+              <w:rPr>
+                <w:sz w:val="19"/>
+              </w:rPr>
+              <w:t xml:space="preserve">Creates a PayWay payment (KHQR + ABA Mobile link), reports its status and posts the result back</w:t>
             </w:r>
           </w:p>
         </w:tc>
@@ -1859,6 +1957,70 @@
                 <w:sz w:val="19"/>
               </w:rPr>
               <w:t xml:space="preserve">Generates real KHQR codes and checks their payment status</w:t>
+            </w:r>
+          </w:p>
+        </w:tc>
+      </w:tr>
+      <w:tr>
+        <w:tc>
+          <w:tcPr/>
+          <w:p>
+            <w:pPr>
+              <w:pStyle w:val="Compact"/>
+              <w:spacing w:after="40"/>
+              <w:jc w:val="left"/>
+            </w:pPr>
+            <w:r>
+              <w:rPr>
+                <w:sz w:val="19"/>
+              </w:rPr>
+              <w:t xml:space="preserve">Payment</w:t>
+            </w:r>
+          </w:p>
+        </w:tc>
+        <w:tc>
+          <w:tcPr/>
+          <w:p>
+            <w:pPr>
+              <w:pStyle w:val="Compact"/>
+              <w:spacing w:after="40"/>
+              <w:jc w:val="left"/>
+            </w:pPr>
+            <w:r>
+              <w:rPr>
+                <w:sz w:val="19"/>
+              </w:rPr>
+              <w:t xml:space="preserve">ABA PayWay API (</w:t>
+            </w:r>
+            <w:r>
+              <w:rPr>
+                <w:bCs/>
+                <w:b/>
+                <w:sz w:val="19"/>
+              </w:rPr>
+              <w:t xml:space="preserve">requests</w:t>
+            </w:r>
+            <w:r>
+              <w:rPr>
+                <w:sz w:val="19"/>
+              </w:rPr>
+              <w:t xml:space="preserve">)</w:t>
+            </w:r>
+          </w:p>
+        </w:tc>
+        <w:tc>
+          <w:tcPr/>
+          <w:p>
+            <w:pPr>
+              <w:pStyle w:val="Compact"/>
+              <w:spacing w:after="40"/>
+              <w:jc w:val="left"/>
+            </w:pPr>
+            <w:r>
+              <w:rPr>
+                <w:sz w:val="19"/>
+              </w:rPr>
+              <w:t xml:space="preserve">Signed (HMAC-SHA512) purchase and check-transaction calls</w:t>
             </w:r>
           </w:p>
         </w:tc>
@@ -4422,7 +4584,7 @@
               <w:rPr>
                 <w:sz w:val="19"/>
               </w:rPr>
-              <w:t xml:space="preserve">lets the customer choose the delivery address, delivery method (standard delivery or store pickup) and payment method (KHQR or cash on delivery), and add a note.</w:t>
+              <w:t xml:space="preserve">lets the customer choose the delivery address, delivery method (standard delivery or store pickup) and payment method (KHQR, ABA PayWay or cash on delivery), and add a note.</w:t>
             </w:r>
           </w:p>
         </w:tc>
@@ -4631,6 +4793,110 @@
                 <w:sz w:val="19"/>
               </w:rPr>
               <w:t xml:space="preserve">with a countdown; the app detects the payment automatically and shows a receipt.</w:t>
+            </w:r>
+          </w:p>
+        </w:tc>
+        <w:tc>
+          <w:tcPr/>
+          <w:p>
+            <w:pPr>
+              <w:pStyle w:val="Compact"/>
+              <w:spacing w:after="40"/>
+              <w:jc w:val="left"/>
+            </w:pPr>
+            <w:r>
+              <w:rPr>
+                <w:sz w:val="19"/>
+              </w:rPr>
+              <w:t xml:space="preserve">C (bonus: online payment)</w:t>
+            </w:r>
+          </w:p>
+        </w:tc>
+      </w:tr>
+      <w:tr>
+        <w:tc>
+          <w:tcPr>
+            <w:noWrap/>
+          </w:tcPr>
+          <w:p>
+            <w:pPr>
+              <w:pStyle w:val="Compact"/>
+              <w:spacing w:after="40"/>
+              <w:jc w:val="left"/>
+            </w:pPr>
+            <w:r>
+              <w:rPr>
+                <w:sz w:val="19"/>
+              </w:rPr>
+              <w:t xml:space="preserve">FR-O04b</w:t>
+            </w:r>
+          </w:p>
+        </w:tc>
+        <w:tc>
+          <w:tcPr/>
+          <w:p>
+            <w:pPr>
+              <w:pStyle w:val="Compact"/>
+              <w:spacing w:after="40"/>
+              <w:jc w:val="left"/>
+            </w:pPr>
+            <w:r>
+              <w:rPr>
+                <w:sz w:val="19"/>
+              </w:rPr>
+              <w:t xml:space="preserve">For</w:t>
+            </w:r>
+            <w:r>
+              <w:rPr>
+                <w:sz w:val="19"/>
+              </w:rPr>
+              <w:t xml:space="preserve"> </w:t>
+            </w:r>
+            <w:r>
+              <w:rPr>
+                <w:bCs/>
+                <w:b/>
+                <w:sz w:val="19"/>
+              </w:rPr>
+              <w:t xml:space="preserve">ABA PayWay</w:t>
+            </w:r>
+            <w:r>
+              <w:rPr>
+                <w:sz w:val="19"/>
+              </w:rPr>
+              <w:t xml:space="preserve"> </w:t>
+            </w:r>
+            <w:r>
+              <w:rPr>
+                <w:sz w:val="19"/>
+              </w:rPr>
+              <w:t xml:space="preserve">orders the app shows PayWay's KHQR with a countdown and an</w:t>
+            </w:r>
+            <w:r>
+              <w:rPr>
+                <w:sz w:val="19"/>
+              </w:rPr>
+              <w:t xml:space="preserve"> </w:t>
+            </w:r>
+            <w:r>
+              <w:rPr>
+                <w:bCs/>
+                <w:b/>
+                <w:sz w:val="19"/>
+              </w:rPr>
+              <w:t xml:space="preserve">Open ABA Mobile</w:t>
+            </w:r>
+            <w:r>
+              <w:rPr>
+                <w:sz w:val="19"/>
+              </w:rPr>
+              <w:t xml:space="preserve"> </w:t>
+            </w:r>
+            <w:r>
+              <w:rPr>
+                <w:sz w:val="19"/>
+              </w:rPr>
+              <w:t xml:space="preserve">button (or a link to get the app); the payment is detected the same way and a receipt is printed.</w:t>
             </w:r>
           </w:p>
         </w:tc>
@@ -7430,7 +7696,7 @@
               <w:rPr>
                 <w:sz w:val="19"/>
               </w:rPr>
-              <w:t xml:space="preserve">place, list, details, received, KHQR payment; admin</w:t>
+              <w:t xml:space="preserve">place, list, details, received, KHQR and ABA PayWay payment, PayWay callback; admin</w:t>
             </w:r>
             <w:r>
               <w:rPr>
@@ -9172,7 +9438,7 @@
               <w:rPr>
                 <w:sz w:val="19"/>
               </w:rPr>
-              <w:t xml:space="preserve">file (git-ignored) for database URL, secret keys and Bakong token</w:t>
+              <w:t xml:space="preserve">file (git-ignored) for database URL, secret keys, Bakong token and PayWay API key</w:t>
             </w:r>
           </w:p>
         </w:tc>
@@ -9330,7 +9596,7 @@
               <w:rPr>
                 <w:sz w:val="19"/>
               </w:rPr>
-              <w:t xml:space="preserve">Unpaid KHQR orders do not hold stock forever.</w:t>
+              <w:t xml:space="preserve">Unpaid KHQR / ABA PayWay orders do not hold stock forever.</w:t>
             </w:r>
           </w:p>
         </w:tc>
@@ -9953,7 +10219,7 @@
               <w:rPr>
                 <w:sz w:val="19"/>
               </w:rPr>
-              <w:t xml:space="preserve">An unpaid KHQR order cannot be confirmed; it waits for payment or is cancelled after 15 minutes, and its stock is returned.</w:t>
+              <w:t xml:space="preserve">An unpaid KHQR or ABA PayWay order cannot be confirmed; it waits for payment or is cancelled after 15 minutes, and its stock is returned.</w:t>
             </w:r>
           </w:p>
         </w:tc>
@@ -10534,7 +10800,7 @@
               <w:rPr>
                 <w:sz w:val="19"/>
               </w:rPr>
-              <w:t xml:space="preserve">- KHQR payments</w:t>
+              <w:t xml:space="preserve">- KHQR and ABA PayWay payments</w:t>
             </w:r>
           </w:p>
         </w:tc>
@@ -12935,7 +13201,7 @@
               <w:rPr>
                 <w:sz w:val="19"/>
               </w:rPr>
-              <w:t xml:space="preserve">KHQR Payment</w:t>
+              <w:t xml:space="preserve">KHQR / ABA PayWay Payment</w:t>
             </w:r>
           </w:p>
         </w:tc>
@@ -16103,23 +16369,23 @@
               <w:rPr>
                 <w:sz w:val="19"/>
               </w:rPr>
-              <w:t xml:space="preserve">FR-O04</w:t>
-            </w:r>
-          </w:p>
-        </w:tc>
-        <w:tc>
-          <w:tcPr/>
-          <w:p>
-            <w:pPr>
-              <w:pStyle w:val="Compact"/>
-              <w:spacing w:after="40"/>
-              <w:jc w:val="left"/>
-            </w:pPr>
-            <w:r>
-              <w:rPr>
-                <w:sz w:val="19"/>
-              </w:rPr>
-              <w:t xml:space="preserve">KHQR (Bakong)</w:t>
+              <w:t xml:space="preserve">FR-O04, FR-O04b</w:t>
+            </w:r>
+          </w:p>
+        </w:tc>
+        <w:tc>
+          <w:tcPr/>
+          <w:p>
+            <w:pPr>
+              <w:pStyle w:val="Compact"/>
+              <w:spacing w:after="40"/>
+              <w:jc w:val="left"/>
+            </w:pPr>
+            <w:r>
+              <w:rPr>
+                <w:sz w:val="19"/>
+              </w:rPr>
+              <w:t xml:space="preserve">KHQR (Bakong) and ABA PayWay</w:t>
             </w:r>
           </w:p>
         </w:tc>
@@ -16569,6 +16835,61 @@
         <w:pStyle w:val="Compact"/>
       </w:pPr>
       <w:r>
+        <w:t xml:space="preserve">ABA PayWay uses the merchant id and API key from ABA (</w:t>
+      </w:r>
+      <w:r>
+        <w:rPr>
+          <w:rStyle w:val="VerbatimChar"/>
+        </w:rPr>
+        <w:t xml:space="preserve">PAYWAY_MERCHANT_ID</w:t>
+      </w:r>
+      <w:r>
+        <w:t xml:space="preserve">,</w:t>
+      </w:r>
+      <w:r>
+        <w:t xml:space="preserve"> </w:t>
+      </w:r>
+      <w:r>
+        <w:rPr>
+          <w:rStyle w:val="VerbatimChar"/>
+        </w:rPr>
+        <w:t xml:space="preserve">PAYWAY_API_KEY</w:t>
+      </w:r>
+      <w:r>
+        <w:t xml:space="preserve">). The project uses PayWay's</w:t>
+      </w:r>
+      <w:r>
+        <w:t xml:space="preserve"> </w:t>
+      </w:r>
+      <w:r>
+        <w:rPr>
+          <w:bCs/>
+          <w:b/>
+        </w:rPr>
+        <w:t xml:space="preserve">sandbox</w:t>
+      </w:r>
+      <w:r>
+        <w:t xml:space="preserve">: its test QR cannot be paid by a real bank app, so a real PayWay payment needs production keys. PayWay's pushback needs a public address (</w:t>
+      </w:r>
+      <w:r>
+        <w:rPr>
+          <w:rStyle w:val="VerbatimChar"/>
+        </w:rPr>
+        <w:t xml:space="preserve">PAYWAY_CALLBACK_URL</w:t>
+      </w:r>
+      <w:r>
+        <w:t xml:space="preserve">); without it the app's status checks find the payment.</w:t>
+      </w:r>
+    </w:p>
+    <w:p>
+      <w:pPr>
+        <w:numPr>
+          <w:ilvl w:val="0"/>
+          <w:numId w:val="1001"/>
+        </w:numPr>
+        <w:pStyle w:val="Compact"/>
+      </w:pPr>
+      <w:r>
         <w:t xml:space="preserve">Reset codes are printed in the server console in development (</w:t>
       </w:r>
       <w:r>
@@ -16602,7 +16923,7 @@
         <w:pStyle w:val="Compact"/>
       </w:pPr>
       <w:r>
-        <w:t xml:space="preserve">Customers have a smartphone with internet access and a Cambodian bank app for KHQR.</w:t>
+        <w:t xml:space="preserve">Customers have a smartphone with internet access and a Cambodian bank app for KHQR (ABA Mobile for the quickest ABA PayWay payment).</w:t>
       </w:r>
     </w:p>
     <w:p>

--- a/docs/requirements/REQUIREMENTS.docx
+++ b/docs/requirements/REQUIREMENTS.docx
@@ -370,7 +370,7 @@
               <w:rPr>
                 <w:sz w:val="19"/>
               </w:rPr>
-              <w:t xml:space="preserve">Shop owner and staff (same app, opened by an admin account)</w:t>
+              <w:t xml:space="preserve">Shop owner and staff (same app, opened by an admin or staff account)</w:t>
             </w:r>
           </w:p>
         </w:tc>
@@ -1037,23 +1037,75 @@
                 <w:b/>
                 <w:sz w:val="19"/>
               </w:rPr>
-              <w:t xml:space="preserve">Admin (shop owner / staff)</w:t>
-            </w:r>
-          </w:p>
-        </w:tc>
-        <w:tc>
-          <w:tcPr/>
-          <w:p>
-            <w:pPr>
-              <w:pStyle w:val="Compact"/>
-              <w:spacing w:after="40"/>
-              <w:jc w:val="left"/>
-            </w:pPr>
-            <w:r>
-              <w:rPr>
-                <w:sz w:val="19"/>
-              </w:rPr>
-              <w:t xml:space="preserve">Runs the shop</w:t>
+              <w:t xml:space="preserve">Admin (shop owner)</w:t>
+            </w:r>
+          </w:p>
+        </w:tc>
+        <w:tc>
+          <w:tcPr/>
+          <w:p>
+            <w:pPr>
+              <w:pStyle w:val="Compact"/>
+              <w:spacing w:after="40"/>
+              <w:jc w:val="left"/>
+            </w:pPr>
+            <w:r>
+              <w:rPr>
+                <w:sz w:val="19"/>
+              </w:rPr>
+              <w:t xml:space="preserve">Owns the shop</w:t>
+            </w:r>
+          </w:p>
+        </w:tc>
+        <w:tc>
+          <w:tcPr/>
+          <w:p>
+            <w:pPr>
+              <w:pStyle w:val="Compact"/>
+              <w:spacing w:after="40"/>
+              <w:jc w:val="left"/>
+            </w:pPr>
+            <w:r>
+              <w:rPr>
+                <w:sz w:val="19"/>
+              </w:rPr>
+              <w:t xml:space="preserve">Everything staff do, plus manage staff accounts, promo codes and blocked customers</w:t>
+            </w:r>
+          </w:p>
+        </w:tc>
+      </w:tr>
+      <w:tr>
+        <w:tc>
+          <w:tcPr/>
+          <w:p>
+            <w:pPr>
+              <w:pStyle w:val="Compact"/>
+              <w:spacing w:after="40"/>
+              <w:jc w:val="left"/>
+            </w:pPr>
+            <w:r>
+              <w:rPr>
+                <w:bCs/>
+                <w:b/>
+                <w:sz w:val="19"/>
+              </w:rPr>
+              <w:t xml:space="preserve">Staff</w:t>
+            </w:r>
+          </w:p>
+        </w:tc>
+        <w:tc>
+          <w:tcPr/>
+          <w:p>
+            <w:pPr>
+              <w:pStyle w:val="Compact"/>
+              <w:spacing w:after="40"/>
+              <w:jc w:val="left"/>
+            </w:pPr>
+            <w:r>
+              <w:rPr>
+                <w:sz w:val="19"/>
+              </w:rPr>
+              <w:t xml:space="preserve">Runs the shop day to day</w:t>
             </w:r>
           </w:p>
         </w:tc>
@@ -2566,7 +2618,7 @@
               <w:rPr>
                 <w:sz w:val="19"/>
               </w:rPr>
-              <w:t xml:space="preserve">with the logo while it checks for a saved login, then opens the shop (customer), the admin area (admin) or the login screen.</w:t>
+              <w:t xml:space="preserve">with the logo while it checks for a saved login, then opens the shop (customer), the admin area (admin or staff) or the login screen.</w:t>
             </w:r>
           </w:p>
         </w:tc>
@@ -3250,7 +3302,7 @@
               <w:rPr>
                 <w:sz w:val="19"/>
               </w:rPr>
-              <w:t xml:space="preserve">(customer or admin); admin-only screens and API calls are refused for customers.</w:t>
+              <w:t xml:space="preserve">(customer, staff or admin); shop screens and API calls are refused for customers, and owner-only ones (staff, promo codes, blocking customers) for staff.</w:t>
             </w:r>
           </w:p>
         </w:tc>
@@ -7012,6 +7064,162 @@
                 <w:sz w:val="19"/>
               </w:rPr>
               <w:t xml:space="preserve">C</w:t>
+            </w:r>
+          </w:p>
+        </w:tc>
+      </w:tr>
+      <w:tr>
+        <w:tc>
+          <w:tcPr>
+            <w:noWrap/>
+          </w:tcPr>
+          <w:p>
+            <w:pPr>
+              <w:pStyle w:val="Compact"/>
+              <w:spacing w:after="40"/>
+              <w:jc w:val="left"/>
+            </w:pPr>
+            <w:r>
+              <w:rPr>
+                <w:sz w:val="19"/>
+              </w:rPr>
+              <w:t xml:space="preserve">FR-AD10</w:t>
+            </w:r>
+          </w:p>
+        </w:tc>
+        <w:tc>
+          <w:tcPr/>
+          <w:p>
+            <w:pPr>
+              <w:pStyle w:val="Compact"/>
+              <w:spacing w:after="40"/>
+              <w:jc w:val="left"/>
+            </w:pPr>
+            <w:r>
+              <w:rPr>
+                <w:sz w:val="19"/>
+              </w:rPr>
+              <w:t xml:space="preserve">The admin (owner) can</w:t>
+            </w:r>
+            <w:r>
+              <w:rPr>
+                <w:sz w:val="19"/>
+              </w:rPr>
+              <w:t xml:space="preserve"> </w:t>
+            </w:r>
+            <w:r>
+              <w:rPr>
+                <w:bCs/>
+                <w:b/>
+                <w:sz w:val="19"/>
+              </w:rPr>
+              <w:t xml:space="preserve">manage staff accounts</w:t>
+            </w:r>
+            <w:r>
+              <w:rPr>
+                <w:sz w:val="19"/>
+              </w:rPr>
+              <w:t xml:space="preserve"> </w:t>
+            </w:r>
+            <w:r>
+              <w:rPr>
+                <w:sz w:val="19"/>
+              </w:rPr>
+              <w:t xml:space="preserve">in the app and the web admin: add a staff or admin account with a starting password, change the name, phone and role, reset the password and disable / enable the account. A new role, a new password or disabling signs that person out at once. Nobody can change their own role or disable themselves, and the shop always keeps one active admin.</w:t>
+            </w:r>
+          </w:p>
+        </w:tc>
+        <w:tc>
+          <w:tcPr/>
+          <w:p>
+            <w:pPr>
+              <w:pStyle w:val="Compact"/>
+              <w:spacing w:after="40"/>
+              <w:jc w:val="left"/>
+            </w:pPr>
+            <w:r>
+              <w:rPr>
+                <w:sz w:val="19"/>
+              </w:rPr>
+              <w:t xml:space="preserve">S</w:t>
+            </w:r>
+          </w:p>
+        </w:tc>
+      </w:tr>
+      <w:tr>
+        <w:tc>
+          <w:tcPr>
+            <w:noWrap/>
+          </w:tcPr>
+          <w:p>
+            <w:pPr>
+              <w:pStyle w:val="Compact"/>
+              <w:spacing w:after="40"/>
+              <w:jc w:val="left"/>
+            </w:pPr>
+            <w:r>
+              <w:rPr>
+                <w:sz w:val="19"/>
+              </w:rPr>
+              <w:t xml:space="preserve">FR-AD11</w:t>
+            </w:r>
+          </w:p>
+        </w:tc>
+        <w:tc>
+          <w:tcPr/>
+          <w:p>
+            <w:pPr>
+              <w:pStyle w:val="Compact"/>
+              <w:spacing w:after="40"/>
+              <w:jc w:val="left"/>
+            </w:pPr>
+            <w:r>
+              <w:rPr>
+                <w:sz w:val="19"/>
+              </w:rPr>
+              <w:t xml:space="preserve">A</w:t>
+            </w:r>
+            <w:r>
+              <w:rPr>
+                <w:sz w:val="19"/>
+              </w:rPr>
+              <w:t xml:space="preserve"> </w:t>
+            </w:r>
+            <w:r>
+              <w:rPr>
+                <w:bCs/>
+                <w:b/>
+                <w:sz w:val="19"/>
+              </w:rPr>
+              <w:t xml:space="preserve">staff</w:t>
+            </w:r>
+            <w:r>
+              <w:rPr>
+                <w:sz w:val="19"/>
+              </w:rPr>
+              <w:t xml:space="preserve"> </w:t>
+            </w:r>
+            <w:r>
+              <w:rPr>
+                <w:sz w:val="19"/>
+              </w:rPr>
+              <w:t xml:space="preserve">account opens the same admin area but only sees what staff may do: dashboard, orders, products, categories, messages, reviews and customers (view only). Staff, Coupons and Block customer are hidden, and the API refuses them (403).</w:t>
+            </w:r>
+          </w:p>
+        </w:tc>
+        <w:tc>
+          <w:tcPr/>
+          <w:p>
+            <w:pPr>
+              <w:pStyle w:val="Compact"/>
+              <w:spacing w:after="40"/>
+              <w:jc w:val="left"/>
+            </w:pPr>
+            <w:r>
+              <w:rPr>
+                <w:sz w:val="19"/>
+              </w:rPr>
+              <w:t xml:space="preserve">S</w:t>
             </w:r>
           </w:p>
         </w:tc>
@@ -7208,7 +7416,13 @@
               <w:rPr>
                 <w:sz w:val="19"/>
               </w:rPr>
-              <w:t xml:space="preserve">; blocked users refused</w:t>
+              <w:t xml:space="preserve"> </w:t>
+            </w:r>
+            <w:r>
+              <w:rPr>
+                <w:sz w:val="19"/>
+              </w:rPr>
+              <w:t xml:space="preserve">(staff or admin; owner-only routes need admin); blocked users refused</w:t>
             </w:r>
           </w:p>
         </w:tc>
@@ -7534,7 +7748,32 @@
               <w:rPr>
                 <w:sz w:val="19"/>
               </w:rPr>
-              <w:t xml:space="preserve">list, details, block</w:t>
+              <w:t xml:space="preserve">list, details, block; staff accounts</w:t>
+            </w:r>
+            <w:r>
+              <w:rPr>
+                <w:sz w:val="19"/>
+              </w:rPr>
+              <w:t xml:space="preserve"> </w:t>
+            </w:r>
+            <w:r>
+              <w:rPr>
+                <w:rStyle w:val="VerbatimChar"/>
+                <w:sz w:val="19"/>
+              </w:rPr>
+              <w:t xml:space="preserve">/api/admin/staff</w:t>
+            </w:r>
+            <w:r>
+              <w:rPr>
+                <w:sz w:val="19"/>
+              </w:rPr>
+              <w:t xml:space="preserve"> </w:t>
+            </w:r>
+            <w:r>
+              <w:rPr>
+                <w:sz w:val="19"/>
+              </w:rPr>
+              <w:t xml:space="preserve">list, add, change, disable</w:t>
             </w:r>
           </w:p>
         </w:tc>
@@ -9173,7 +9412,7 @@
               <w:rPr>
                 <w:sz w:val="19"/>
               </w:rPr>
-              <w:t xml:space="preserve">Only logged-in users reach their own data; only admins reach admin data.</w:t>
+              <w:t xml:space="preserve">Only logged-in users reach their own data; only shop staff reach shop data, and only the owner manages staff.</w:t>
             </w:r>
           </w:p>
         </w:tc>
@@ -10328,6 +10567,42 @@
                 <w:sz w:val="19"/>
               </w:rPr>
               <w:t xml:space="preserve">A blocked customer cannot log in or use an existing token until an admin unblocks them.</w:t>
+            </w:r>
+          </w:p>
+        </w:tc>
+      </w:tr>
+      <w:tr>
+        <w:tc>
+          <w:tcPr>
+            <w:noWrap/>
+          </w:tcPr>
+          <w:p>
+            <w:pPr>
+              <w:pStyle w:val="Compact"/>
+              <w:spacing w:after="40"/>
+              <w:jc w:val="left"/>
+            </w:pPr>
+            <w:r>
+              <w:rPr>
+                <w:sz w:val="19"/>
+              </w:rPr>
+              <w:t xml:space="preserve">BR-11</w:t>
+            </w:r>
+          </w:p>
+        </w:tc>
+        <w:tc>
+          <w:tcPr/>
+          <w:p>
+            <w:pPr>
+              <w:pStyle w:val="Compact"/>
+              <w:spacing w:after="40"/>
+              <w:jc w:val="left"/>
+            </w:pPr>
+            <w:r>
+              <w:rPr>
+                <w:sz w:val="19"/>
+              </w:rPr>
+              <w:t xml:space="preserve">A disabled staff account cannot log in or use an existing token. Admins cannot change their own role or disable themselves, and the last active admin cannot be demoted or disabled.</w:t>
             </w:r>
           </w:p>
         </w:tc>
@@ -11159,13 +11434,13 @@
           <w:bCs/>
           <w:b/>
         </w:rPr>
-        <w:t xml:space="preserve">42</w:t>
+        <w:t xml:space="preserve">44</w:t>
       </w:r>
       <w:r>
         <w:t xml:space="preserve"> </w:t>
       </w:r>
       <w:r>
-        <w:t xml:space="preserve">(32 customer, 10 admin), plus sheets such as Filter, Rate a product and To review.</w:t>
+        <w:t xml:space="preserve">(32 customer, 12 admin), plus sheets such as Filter, Rate a product and To review.</w:t>
       </w:r>
     </w:p>
     <w:tbl>
@@ -13364,6 +13639,160 @@
                 <w:sz w:val="19"/>
               </w:rPr>
               <w:t xml:space="preserve">(bonus: reviews and ratings)</w:t>
+            </w:r>
+          </w:p>
+        </w:tc>
+      </w:tr>
+      <w:tr>
+        <w:tc>
+          <w:tcPr/>
+          <w:p>
+            <w:pPr>
+              <w:pStyle w:val="Compact"/>
+              <w:spacing w:after="40"/>
+            </w:pPr>
+          </w:p>
+        </w:tc>
+        <w:tc>
+          <w:tcPr/>
+          <w:p>
+            <w:pPr>
+              <w:pStyle w:val="Compact"/>
+              <w:spacing w:after="40"/>
+            </w:pPr>
+          </w:p>
+        </w:tc>
+        <w:tc>
+          <w:tcPr/>
+          <w:p>
+            <w:pPr>
+              <w:pStyle w:val="Compact"/>
+              <w:spacing w:after="40"/>
+            </w:pPr>
+          </w:p>
+        </w:tc>
+        <w:tc>
+          <w:tcPr/>
+          <w:p>
+            <w:pPr>
+              <w:pStyle w:val="Compact"/>
+              <w:spacing w:after="40"/>
+              <w:jc w:val="left"/>
+            </w:pPr>
+            <w:r>
+              <w:rPr>
+                <w:sz w:val="19"/>
+              </w:rPr>
+              <w:t xml:space="preserve">43</w:t>
+            </w:r>
+          </w:p>
+        </w:tc>
+        <w:tc>
+          <w:tcPr/>
+          <w:p>
+            <w:pPr>
+              <w:pStyle w:val="Compact"/>
+              <w:spacing w:after="40"/>
+              <w:jc w:val="left"/>
+            </w:pPr>
+            <w:r>
+              <w:rPr>
+                <w:sz w:val="19"/>
+              </w:rPr>
+              <w:t xml:space="preserve">Admin Staff</w:t>
+            </w:r>
+          </w:p>
+        </w:tc>
+        <w:tc>
+          <w:tcPr/>
+          <w:p>
+            <w:pPr>
+              <w:pStyle w:val="Compact"/>
+              <w:spacing w:after="40"/>
+              <w:jc w:val="left"/>
+            </w:pPr>
+            <w:r>
+              <w:rPr>
+                <w:sz w:val="19"/>
+              </w:rPr>
+              <w:t xml:space="preserve">(admin only)</w:t>
+            </w:r>
+          </w:p>
+        </w:tc>
+      </w:tr>
+      <w:tr>
+        <w:tc>
+          <w:tcPr/>
+          <w:p>
+            <w:pPr>
+              <w:pStyle w:val="Compact"/>
+              <w:spacing w:after="40"/>
+            </w:pPr>
+          </w:p>
+        </w:tc>
+        <w:tc>
+          <w:tcPr/>
+          <w:p>
+            <w:pPr>
+              <w:pStyle w:val="Compact"/>
+              <w:spacing w:after="40"/>
+            </w:pPr>
+          </w:p>
+        </w:tc>
+        <w:tc>
+          <w:tcPr/>
+          <w:p>
+            <w:pPr>
+              <w:pStyle w:val="Compact"/>
+              <w:spacing w:after="40"/>
+            </w:pPr>
+          </w:p>
+        </w:tc>
+        <w:tc>
+          <w:tcPr/>
+          <w:p>
+            <w:pPr>
+              <w:pStyle w:val="Compact"/>
+              <w:spacing w:after="40"/>
+              <w:jc w:val="left"/>
+            </w:pPr>
+            <w:r>
+              <w:rPr>
+                <w:sz w:val="19"/>
+              </w:rPr>
+              <w:t xml:space="preserve">44</w:t>
+            </w:r>
+          </w:p>
+        </w:tc>
+        <w:tc>
+          <w:tcPr/>
+          <w:p>
+            <w:pPr>
+              <w:pStyle w:val="Compact"/>
+              <w:spacing w:after="40"/>
+              <w:jc w:val="left"/>
+            </w:pPr>
+            <w:r>
+              <w:rPr>
+                <w:sz w:val="19"/>
+              </w:rPr>
+              <w:t xml:space="preserve">Add / Edit Staff Member</w:t>
+            </w:r>
+          </w:p>
+        </w:tc>
+        <w:tc>
+          <w:tcPr/>
+          <w:p>
+            <w:pPr>
+              <w:pStyle w:val="Compact"/>
+              <w:spacing w:after="40"/>
+              <w:jc w:val="left"/>
+            </w:pPr>
+            <w:r>
+              <w:rPr>
+                <w:sz w:val="19"/>
+              </w:rPr>
+              <w:t xml:space="preserve">(admin only)</w:t>
             </w:r>
           </w:p>
         </w:tc>

--- a/docs/requirements/REQUIREMENTS.docx
+++ b/docs/requirements/REQUIREMENTS.docx
@@ -2,7 +2,7 @@
 <file path=word/document.xml><?xml version="1.0" encoding="utf-8"?>
 <w:document xmlns:w="http://schemas.openxmlformats.org/wordprocessingml/2006/main" xmlns:m="http://schemas.openxmlformats.org/officeDocument/2006/math" xmlns:r="http://schemas.openxmlformats.org/officeDocument/2006/relationships" xmlns:o="urn:schemas-microsoft-com:office:office" xmlns:v="urn:schemas-microsoft-com:vml" xmlns:w10="urn:schemas-microsoft-com:office:word" xmlns:a="http://schemas.openxmlformats.org/drawingml/2006/main" xmlns:pic="http://schemas.openxmlformats.org/drawingml/2006/picture" xmlns:wp="http://schemas.openxmlformats.org/drawingml/2006/wordprocessingDrawing">
   <w:body>
-    <w:bookmarkStart w:id="51" w:name="requirement-analysis---anime-world-shop"/>
+    <w:bookmarkStart w:id="50" w:name="requirement-analysis---anime-world-shop"/>
     <w:p>
       <w:pPr>
         <w:pStyle w:val="Heading1"/>
@@ -11409,7 +11409,7 @@
       </w:r>
     </w:p>
     <w:bookmarkEnd w:id="46"/>
-    <w:bookmarkStart w:id="48" w:name="X4bbdd3ef56a91f74e0cae1fe8bc86d41ded6f62"/>
+    <w:bookmarkStart w:id="47" w:name="X4bbdd3ef56a91f74e0cae1fe8bc86d41ded6f62"/>
     <w:p>
       <w:pPr>
         <w:pStyle w:val="Heading2"/>
@@ -13808,16 +13808,32 @@
       <w:r>
         <w:t xml:space="preserve"> </w:t>
       </w:r>
-      <w:hyperlink r:id="rId47">
-        <w:r>
-          <w:rPr>
-            <w:rStyle w:val="VerbatimChar"/>
-          </w:rPr>
-          <w:t xml:space="preserve">docs/screenshots/</w:t>
-        </w:r>
-      </w:hyperlink>
       <w:r>
-        <w:t xml:space="preserve">.</w:t>
+        <w:rPr>
+          <w:rStyle w:val="VerbatimChar"/>
+        </w:rPr>
+        <w:t xml:space="preserve">docs/screenshots/</w:t>
+      </w:r>
+      <w:r>
+        <w:t xml:space="preserve"> </w:t>
+      </w:r>
+      <w:r>
+        <w:t xml:space="preserve">on the</w:t>
+      </w:r>
+      <w:r>
+        <w:t xml:space="preserve"> </w:t>
+      </w:r>
+      <w:r>
+        <w:rPr>
+          <w:rStyle w:val="VerbatimChar"/>
+        </w:rPr>
+        <w:t xml:space="preserve">store-info</w:t>
+      </w:r>
+      <w:r>
+        <w:t xml:space="preserve"> </w:t>
+      </w:r>
+      <w:r>
+        <w:t xml:space="preserve">branch of the repository.</w:t>
       </w:r>
     </w:p>
     <w:p>
@@ -13827,8 +13843,8 @@
         </w:pict>
       </w:r>
     </w:p>
-    <w:bookmarkEnd w:id="48"/>
-    <w:bookmarkStart w:id="49" w:name="X4210f28d308f0fe73919f5d1cd7052ee93de2f7"/>
+    <w:bookmarkEnd w:id="47"/>
+    <w:bookmarkStart w:id="48" w:name="X4210f28d308f0fe73919f5d1cd7052ee93de2f7"/>
     <w:p>
       <w:pPr>
         <w:pStyle w:val="Heading2"/>
@@ -17190,8 +17206,8 @@
         </w:pict>
       </w:r>
     </w:p>
-    <w:bookmarkEnd w:id="49"/>
-    <w:bookmarkStart w:id="50" w:name="X62906ee64d49b227cac039934b1c94cd1c357d6"/>
+    <w:bookmarkEnd w:id="48"/>
+    <w:bookmarkStart w:id="49" w:name="X62906ee64d49b227cac039934b1c94cd1c357d6"/>
     <w:p>
       <w:pPr>
         <w:pStyle w:val="Heading2"/>
@@ -17415,8 +17431,8 @@
         <w:t xml:space="preserve">Khmer translation of the admin tools; push notifications (Firebase); deployment to a cloud server.</w:t>
       </w:r>
     </w:p>
+    <w:bookmarkEnd w:id="49"/>
     <w:bookmarkEnd w:id="50"/>
-    <w:bookmarkEnd w:id="51"/>
     <w:sectPr>
       <w:pgMar w:left="1440" w:right="1440" w:top="1296" w:bottom="1296"/>
     </w:sectPr>

--- a/docs/requirements/REQUIREMENTS.docx
+++ b/docs/requirements/REQUIREMENTS.docx
@@ -2,7 +2,7 @@
 <file path=word/document.xml><?xml version="1.0" encoding="utf-8"?>
 <w:document xmlns:w="http://schemas.openxmlformats.org/wordprocessingml/2006/main" xmlns:m="http://schemas.openxmlformats.org/officeDocument/2006/math" xmlns:r="http://schemas.openxmlformats.org/officeDocument/2006/relationships" xmlns:o="urn:schemas-microsoft-com:office:office" xmlns:v="urn:schemas-microsoft-com:vml" xmlns:w10="urn:schemas-microsoft-com:office:word" xmlns:a="http://schemas.openxmlformats.org/drawingml/2006/main" xmlns:pic="http://schemas.openxmlformats.org/drawingml/2006/picture" xmlns:wp="http://schemas.openxmlformats.org/drawingml/2006/wordprocessingDrawing">
   <w:body>
-    <w:bookmarkStart w:id="39" w:name="requirement-analysis---anime-world-shop"/>
+    <w:bookmarkStart w:id="50" w:name="requirement-analysis---anime-world-shop"/>
     <w:p>
       <w:pPr>
         <w:pStyle w:val="Heading1"/>
@@ -10603,7 +10603,7 @@
       </w:r>
     </w:p>
     <w:bookmarkEnd w:id="32"/>
-    <w:bookmarkStart w:id="35" w:name="X9d5775b9cdd0a55de58f699d54aec3a71ea7729"/>
+    <w:bookmarkStart w:id="46" w:name="X9d5775b9cdd0a55de58f699d54aec3a71ea7729"/>
     <w:p>
       <w:pPr>
         <w:pStyle w:val="Heading2"/>
@@ -10618,7 +10618,7 @@
         <w:pStyle w:val="FirstParagraph"/>
       </w:pPr>
       <w:r>
-        <w:t xml:space="preserve">The system stores 16 entities. The nine suggested in the brief are all present:</w:t>
+        <w:t xml:space="preserve">The system stores 17 entities. The nine suggested in the brief are all present:</w:t>
       </w:r>
     </w:p>
     <w:tbl>
@@ -11142,6 +11142,25 @@
               <w:pStyle w:val="Compact"/>
               <w:spacing w:after="40"/>
             </w:pPr>
+            <w:r>
+              <w:rPr>
+                <w:rStyle w:val="VerbatimChar"/>
+                <w:sz w:val="19"/>
+              </w:rPr>
+              <w:t xml:space="preserve">payment_methods</w:t>
+            </w:r>
+            <w:r>
+              <w:rPr>
+                <w:sz w:val="19"/>
+              </w:rPr>
+              <w:t xml:space="preserve"> </w:t>
+            </w:r>
+            <w:r>
+              <w:rPr>
+                <w:sz w:val="19"/>
+              </w:rPr>
+              <w:t xml:space="preserve">- KHQR, ABA PayWay or cash turned off by the owner</w:t>
+            </w:r>
           </w:p>
         </w:tc>
       </w:tr>
@@ -11252,6 +11271,784 @@
         <w:t xml:space="preserve">.</w:t>
       </w:r>
     </w:p>
+    <w:bookmarkStart w:id="45" w:name="X085d31937ea7d82fbf352142d3f343379bc6af2"/>
+    <w:p>
+      <w:pPr>
+        <w:pStyle w:val="Heading3"/>
+        <w:keepNext/>
+      </w:pPr>
+      <w:r>
+        <w:t xml:space="preserve">8.1 Data flow</w:t>
+      </w:r>
+    </w:p>
+    <w:p>
+      <w:pPr>
+        <w:pStyle w:val="FirstParagraph"/>
+      </w:pPr>
+      <w:r>
+        <w:t xml:space="preserve">How data moves between the people, the system and its stores. Rectangles are outside parties (external entities), numbered circles are processes, open boxes are data stores (Yourdon/DeMarco notation). Source:</w:t>
+      </w:r>
+      <w:r>
+        <w:t xml:space="preserve"> </w:t>
+      </w:r>
+      <w:hyperlink r:id="rId35">
+        <w:r>
+          <w:rPr>
+            <w:rStyle w:val="Hyperlink"/>
+          </w:rPr>
+          <w:t xml:space="preserve">make_dfd.py</w:t>
+        </w:r>
+      </w:hyperlink>
+      <w:r>
+        <w:t xml:space="preserve">.</w:t>
+      </w:r>
+    </w:p>
+    <w:p>
+      <w:pPr>
+        <w:pStyle w:val="BodyText"/>
+      </w:pPr>
+      <w:r>
+        <w:rPr>
+          <w:b/>
+          <w:bCs/>
+        </w:rPr>
+        <w:t xml:space="preserve">Level 0 (main system):</w:t>
+      </w:r>
+      <w:r>
+        <w:t xml:space="preserve"> </w:t>
+      </w:r>
+      <w:r>
+        <w:t xml:space="preserve">the whole shop as one process, with everyone it exchanges data with.</w:t>
+      </w:r>
+    </w:p>
+    <w:p>
+      <w:pPr>
+        <w:pStyle w:val="BodyText"/>
+      </w:pPr>
+      <w:r>
+        <w:drawing>
+          <wp:inline>
+            <wp:extent cx="5334000" cy="2213610"/>
+            <wp:effectExtent b="0" l="0" r="0" t="0"/>
+            <wp:docPr descr="Data flow diagram, level 0" title="" id="37" name="Picture"/>
+            <a:graphic>
+              <a:graphicData uri="http://schemas.openxmlformats.org/drawingml/2006/picture">
+                <pic:pic>
+                  <pic:nvPicPr>
+                    <pic:cNvPr descr="diagrams/dfd-level-0.png" id="38" name="Picture"/>
+                    <pic:cNvPicPr>
+                      <a:picLocks noChangeArrowheads="1" noChangeAspect="1"/>
+                    </pic:cNvPicPr>
+                  </pic:nvPicPr>
+                  <pic:blipFill>
+                    <a:blip r:embed="rId36"/>
+                    <a:stretch>
+                      <a:fillRect/>
+                    </a:stretch>
+                  </pic:blipFill>
+                  <pic:spPr bwMode="auto">
+                    <a:xfrm>
+                      <a:off x="0" y="0"/>
+                      <a:ext cx="5334000" cy="2213610"/>
+                    </a:xfrm>
+                    <a:prstGeom prst="rect">
+                      <a:avLst/>
+                    </a:prstGeom>
+                    <a:noFill/>
+                    <a:ln w="9525">
+                      <a:noFill/>
+                      <a:headEnd/>
+                      <a:tailEnd/>
+                    </a:ln>
+                  </pic:spPr>
+                </pic:pic>
+              </a:graphicData>
+            </a:graphic>
+          </wp:inline>
+        </w:drawing>
+      </w:r>
+    </w:p>
+    <w:p>
+      <w:pPr>
+        <w:pStyle w:val="BodyText"/>
+      </w:pPr>
+      <w:r>
+        <w:rPr>
+          <w:b/>
+          <w:bCs/>
+        </w:rPr>
+        <w:t xml:space="preserve">Level 1 (main functions):</w:t>
+      </w:r>
+      <w:r>
+        <w:t xml:space="preserve"> </w:t>
+      </w:r>
+      <w:r>
+        <w:t xml:space="preserve">the system split into six processes and seven data stores.</w:t>
+      </w:r>
+    </w:p>
+    <w:p>
+      <w:pPr>
+        <w:pStyle w:val="BodyText"/>
+      </w:pPr>
+      <w:r>
+        <w:drawing>
+          <wp:inline>
+            <wp:extent cx="5334000" cy="2506980"/>
+            <wp:effectExtent b="0" l="0" r="0" t="0"/>
+            <wp:docPr descr="Data flow diagram, level 1" title="" id="40" name="Picture"/>
+            <a:graphic>
+              <a:graphicData uri="http://schemas.openxmlformats.org/drawingml/2006/picture">
+                <pic:pic>
+                  <pic:nvPicPr>
+                    <pic:cNvPr descr="diagrams/dfd-level-1.png" id="41" name="Picture"/>
+                    <pic:cNvPicPr>
+                      <a:picLocks noChangeArrowheads="1" noChangeAspect="1"/>
+                    </pic:cNvPicPr>
+                  </pic:nvPicPr>
+                  <pic:blipFill>
+                    <a:blip r:embed="rId39"/>
+                    <a:stretch>
+                      <a:fillRect/>
+                    </a:stretch>
+                  </pic:blipFill>
+                  <pic:spPr bwMode="auto">
+                    <a:xfrm>
+                      <a:off x="0" y="0"/>
+                      <a:ext cx="5334000" cy="2506980"/>
+                    </a:xfrm>
+                    <a:prstGeom prst="rect">
+                      <a:avLst/>
+                    </a:prstGeom>
+                    <a:noFill/>
+                    <a:ln w="9525">
+                      <a:noFill/>
+                      <a:headEnd/>
+                      <a:tailEnd/>
+                    </a:ln>
+                  </pic:spPr>
+                </pic:pic>
+              </a:graphicData>
+            </a:graphic>
+          </wp:inline>
+        </w:drawing>
+      </w:r>
+    </w:p>
+    <w:tbl>
+      <w:tblPr>
+        <w:tblStyle w:val="Table"/>
+        <w:tblW w:type="auto" w:w="0"/>
+        <w:tblLook w:firstRow="1" w:lastRow="0" w:firstColumn="0" w:lastColumn="0" w:noHBand="0" w:noVBand="0" w:val="0020"/>
+        <w:jc w:val="center"/>
+        <w:tblBorders>
+          <w:top w:val="single" w:sz="4" w:color="94A3B8"/>
+          <w:left w:val="single" w:sz="4" w:color="94A3B8"/>
+          <w:bottom w:val="single" w:sz="4" w:color="94A3B8"/>
+          <w:right w:val="single" w:sz="4" w:color="94A3B8"/>
+          <w:insideH w:val="single" w:sz="4" w:color="94A3B8"/>
+          <w:insideV w:val="single" w:sz="4" w:color="94A3B8"/>
+        </w:tblBorders>
+      </w:tblPr>
+      <w:tblGrid>
+        <w:gridCol w:w="2640"/>
+        <w:gridCol w:w="2640"/>
+        <w:gridCol w:w="2640"/>
+      </w:tblGrid>
+      <w:tr>
+        <w:trPr>
+          <w:tblHeader w:val="on"/>
+        </w:trPr>
+        <w:tc>
+          <w:tcPr>
+            <w:shd w:val="clear" w:fill="E0F2FE"/>
+          </w:tcPr>
+          <w:p>
+            <w:pPr>
+              <w:pStyle w:val="Compact"/>
+              <w:spacing w:after="40"/>
+            </w:pPr>
+            <w:r>
+              <w:rPr>
+                <w:b/>
+                <w:sz w:val="19"/>
+              </w:rPr>
+              <w:t xml:space="preserve">Process</w:t>
+            </w:r>
+          </w:p>
+        </w:tc>
+        <w:tc>
+          <w:tcPr>
+            <w:shd w:val="clear" w:fill="E0F2FE"/>
+          </w:tcPr>
+          <w:p>
+            <w:pPr>
+              <w:pStyle w:val="Compact"/>
+              <w:spacing w:after="40"/>
+            </w:pPr>
+            <w:r>
+              <w:rPr>
+                <w:b/>
+                <w:sz w:val="19"/>
+              </w:rPr>
+              <w:t xml:space="preserve">What it does</w:t>
+            </w:r>
+          </w:p>
+        </w:tc>
+        <w:tc>
+          <w:tcPr>
+            <w:shd w:val="clear" w:fill="E0F2FE"/>
+          </w:tcPr>
+          <w:p>
+            <w:pPr>
+              <w:pStyle w:val="Compact"/>
+              <w:spacing w:after="40"/>
+            </w:pPr>
+            <w:r>
+              <w:rPr>
+                <w:b/>
+                <w:sz w:val="19"/>
+              </w:rPr>
+              <w:t xml:space="preserve">Data stores</w:t>
+            </w:r>
+          </w:p>
+        </w:tc>
+      </w:tr>
+      <w:tr>
+        <w:tc>
+          <w:tcPr/>
+          <w:p>
+            <w:pPr>
+              <w:pStyle w:val="Compact"/>
+              <w:spacing w:after="40"/>
+            </w:pPr>
+            <w:r>
+              <w:rPr>
+                <w:sz w:val="19"/>
+              </w:rPr>
+              <w:t xml:space="preserve">1.0 User &amp; Profile Management</w:t>
+            </w:r>
+          </w:p>
+        </w:tc>
+        <w:tc>
+          <w:tcPr/>
+          <w:p>
+            <w:pPr>
+              <w:pStyle w:val="Compact"/>
+              <w:spacing w:after="40"/>
+            </w:pPr>
+            <w:r>
+              <w:rPr>
+                <w:sz w:val="19"/>
+              </w:rPr>
+              <w:t xml:space="preserve">Register, log in, edit the profile, reset a forgotten password by email code</w:t>
+            </w:r>
+          </w:p>
+        </w:tc>
+        <w:tc>
+          <w:tcPr/>
+          <w:p>
+            <w:pPr>
+              <w:pStyle w:val="Compact"/>
+              <w:spacing w:after="40"/>
+            </w:pPr>
+            <w:r>
+              <w:rPr>
+                <w:sz w:val="19"/>
+              </w:rPr>
+              <w:t xml:space="preserve">D1 Users</w:t>
+            </w:r>
+          </w:p>
+        </w:tc>
+      </w:tr>
+      <w:tr>
+        <w:tc>
+          <w:tcPr/>
+          <w:p>
+            <w:pPr>
+              <w:pStyle w:val="Compact"/>
+              <w:spacing w:after="40"/>
+            </w:pPr>
+            <w:r>
+              <w:rPr>
+                <w:sz w:val="19"/>
+              </w:rPr>
+              <w:t xml:space="preserve">2.0 Catalog Browsing &amp; Search</w:t>
+            </w:r>
+          </w:p>
+        </w:tc>
+        <w:tc>
+          <w:tcPr/>
+          <w:p>
+            <w:pPr>
+              <w:pStyle w:val="Compact"/>
+              <w:spacing w:after="40"/>
+            </w:pPr>
+            <w:r>
+              <w:rPr>
+                <w:sz w:val="19"/>
+              </w:rPr>
+              <w:t xml:space="preserve">Home, categories, search with suggestions, filters</w:t>
+            </w:r>
+          </w:p>
+        </w:tc>
+        <w:tc>
+          <w:tcPr/>
+          <w:p>
+            <w:pPr>
+              <w:pStyle w:val="Compact"/>
+              <w:spacing w:after="40"/>
+            </w:pPr>
+            <w:r>
+              <w:rPr>
+                <w:sz w:val="19"/>
+              </w:rPr>
+              <w:t xml:space="preserve">D2 Products &amp; Categories</w:t>
+            </w:r>
+          </w:p>
+        </w:tc>
+      </w:tr>
+      <w:tr>
+        <w:tc>
+          <w:tcPr/>
+          <w:p>
+            <w:pPr>
+              <w:pStyle w:val="Compact"/>
+              <w:spacing w:after="40"/>
+            </w:pPr>
+            <w:r>
+              <w:rPr>
+                <w:sz w:val="19"/>
+              </w:rPr>
+              <w:t xml:space="preserve">3.0 Cart &amp; Checkout</w:t>
+            </w:r>
+          </w:p>
+        </w:tc>
+        <w:tc>
+          <w:tcPr/>
+          <w:p>
+            <w:pPr>
+              <w:pStyle w:val="Compact"/>
+              <w:spacing w:after="40"/>
+            </w:pPr>
+            <w:r>
+              <w:rPr>
+                <w:sz w:val="19"/>
+              </w:rPr>
+              <w:t xml:space="preserve">Cart lines, promo code, stock check, save the order</w:t>
+            </w:r>
+          </w:p>
+        </w:tc>
+        <w:tc>
+          <w:tcPr/>
+          <w:p>
+            <w:pPr>
+              <w:pStyle w:val="Compact"/>
+              <w:spacing w:after="40"/>
+            </w:pPr>
+            <w:r>
+              <w:rPr>
+                <w:sz w:val="19"/>
+              </w:rPr>
+              <w:t xml:space="preserve">D3 Cart &amp; Favorites, D7 Coupons &amp; Pay Methods, D4 Orders</w:t>
+            </w:r>
+          </w:p>
+        </w:tc>
+      </w:tr>
+      <w:tr>
+        <w:tc>
+          <w:tcPr/>
+          <w:p>
+            <w:pPr>
+              <w:pStyle w:val="Compact"/>
+              <w:spacing w:after="40"/>
+            </w:pPr>
+            <w:r>
+              <w:rPr>
+                <w:sz w:val="19"/>
+              </w:rPr>
+              <w:t xml:space="preserve">4.0 Payment Processing</w:t>
+            </w:r>
+          </w:p>
+        </w:tc>
+        <w:tc>
+          <w:tcPr/>
+          <w:p>
+            <w:pPr>
+              <w:pStyle w:val="Compact"/>
+              <w:spacing w:after="40"/>
+            </w:pPr>
+            <w:r>
+              <w:rPr>
+                <w:sz w:val="19"/>
+              </w:rPr>
+              <w:t xml:space="preserve">Ask Bakong or ABA PayWay for a QR, watch for the payment, mark the order paid</w:t>
+            </w:r>
+          </w:p>
+        </w:tc>
+        <w:tc>
+          <w:tcPr/>
+          <w:p>
+            <w:pPr>
+              <w:pStyle w:val="Compact"/>
+              <w:spacing w:after="40"/>
+            </w:pPr>
+            <w:r>
+              <w:rPr>
+                <w:sz w:val="19"/>
+              </w:rPr>
+              <w:t xml:space="preserve">D5 Payments, D4 Orders</w:t>
+            </w:r>
+          </w:p>
+        </w:tc>
+      </w:tr>
+      <w:tr>
+        <w:tc>
+          <w:tcPr/>
+          <w:p>
+            <w:pPr>
+              <w:pStyle w:val="Compact"/>
+              <w:spacing w:after="40"/>
+            </w:pPr>
+            <w:r>
+              <w:rPr>
+                <w:sz w:val="19"/>
+              </w:rPr>
+              <w:t xml:space="preserve">5.0 Order Tracking &amp; Notifications</w:t>
+            </w:r>
+          </w:p>
+        </w:tc>
+        <w:tc>
+          <w:tcPr/>
+          <w:p>
+            <w:pPr>
+              <w:pStyle w:val="Compact"/>
+              <w:spacing w:after="40"/>
+            </w:pPr>
+            <w:r>
+              <w:rPr>
+                <w:sz w:val="19"/>
+              </w:rPr>
+              <w:t xml:space="preserve">Order tracker and a notification at every step</w:t>
+            </w:r>
+          </w:p>
+        </w:tc>
+        <w:tc>
+          <w:tcPr/>
+          <w:p>
+            <w:pPr>
+              <w:pStyle w:val="Compact"/>
+              <w:spacing w:after="40"/>
+            </w:pPr>
+            <w:r>
+              <w:rPr>
+                <w:sz w:val="19"/>
+              </w:rPr>
+              <w:t xml:space="preserve">D4 Orders, D6 Notifications</w:t>
+            </w:r>
+          </w:p>
+        </w:tc>
+      </w:tr>
+      <w:tr>
+        <w:tc>
+          <w:tcPr/>
+          <w:p>
+            <w:pPr>
+              <w:pStyle w:val="Compact"/>
+              <w:spacing w:after="40"/>
+            </w:pPr>
+            <w:r>
+              <w:rPr>
+                <w:sz w:val="19"/>
+              </w:rPr>
+              <w:t xml:space="preserve">6.0 Shop Administration</w:t>
+            </w:r>
+          </w:p>
+        </w:tc>
+        <w:tc>
+          <w:tcPr/>
+          <w:p>
+            <w:pPr>
+              <w:pStyle w:val="Compact"/>
+              <w:spacing w:after="40"/>
+            </w:pPr>
+            <w:r>
+              <w:rPr>
+                <w:sz w:val="19"/>
+              </w:rPr>
+              <w:t xml:space="preserve">Staff and owner: products, stock, order steps, staff accounts, promo codes, payment methods</w:t>
+            </w:r>
+          </w:p>
+        </w:tc>
+        <w:tc>
+          <w:tcPr/>
+          <w:p>
+            <w:pPr>
+              <w:pStyle w:val="Compact"/>
+              <w:spacing w:after="40"/>
+            </w:pPr>
+            <w:r>
+              <w:rPr>
+                <w:sz w:val="19"/>
+              </w:rPr>
+              <w:t xml:space="preserve">D2, D4, D7</w:t>
+            </w:r>
+          </w:p>
+        </w:tc>
+      </w:tr>
+    </w:tbl>
+    <w:p>
+      <w:pPr>
+        <w:pStyle w:val="BodyText"/>
+      </w:pPr>
+      <w:r>
+        <w:rPr>
+          <w:b/>
+          <w:bCs/>
+        </w:rPr>
+        <w:t xml:space="preserve">Level 2 (process 3.0 Cart &amp; Checkout):</w:t>
+      </w:r>
+      <w:r>
+        <w:t xml:space="preserve"> </w:t>
+      </w:r>
+      <w:r>
+        <w:t xml:space="preserve">the busiest process, split into its four steps.</w:t>
+      </w:r>
+    </w:p>
+    <w:p>
+      <w:pPr>
+        <w:pStyle w:val="BodyText"/>
+      </w:pPr>
+      <w:r>
+        <w:drawing>
+          <wp:inline>
+            <wp:extent cx="5334000" cy="2400300"/>
+            <wp:effectExtent b="0" l="0" r="0" t="0"/>
+            <wp:docPr descr="Data flow diagram, level 2: 3.0 Cart and Checkout" title="" id="43" name="Picture"/>
+            <a:graphic>
+              <a:graphicData uri="http://schemas.openxmlformats.org/drawingml/2006/picture">
+                <pic:pic>
+                  <pic:nvPicPr>
+                    <pic:cNvPr descr="diagrams/dfd-level-2.png" id="44" name="Picture"/>
+                    <pic:cNvPicPr>
+                      <a:picLocks noChangeArrowheads="1" noChangeAspect="1"/>
+                    </pic:cNvPicPr>
+                  </pic:nvPicPr>
+                  <pic:blipFill>
+                    <a:blip r:embed="rId42"/>
+                    <a:stretch>
+                      <a:fillRect/>
+                    </a:stretch>
+                  </pic:blipFill>
+                  <pic:spPr bwMode="auto">
+                    <a:xfrm>
+                      <a:off x="0" y="0"/>
+                      <a:ext cx="5334000" cy="2400300"/>
+                    </a:xfrm>
+                    <a:prstGeom prst="rect">
+                      <a:avLst/>
+                    </a:prstGeom>
+                    <a:noFill/>
+                    <a:ln w="9525">
+                      <a:noFill/>
+                      <a:headEnd/>
+                      <a:tailEnd/>
+                    </a:ln>
+                  </pic:spPr>
+                </pic:pic>
+              </a:graphicData>
+            </a:graphic>
+          </wp:inline>
+        </w:drawing>
+      </w:r>
+    </w:p>
+    <w:tbl>
+      <w:tblPr>
+        <w:tblStyle w:val="Table"/>
+        <w:tblW w:type="auto" w:w="0"/>
+        <w:tblLook w:firstRow="1" w:lastRow="0" w:firstColumn="0" w:lastColumn="0" w:noHBand="0" w:noVBand="0" w:val="0020"/>
+        <w:jc w:val="center"/>
+        <w:tblBorders>
+          <w:top w:val="single" w:sz="4" w:color="94A3B8"/>
+          <w:left w:val="single" w:sz="4" w:color="94A3B8"/>
+          <w:bottom w:val="single" w:sz="4" w:color="94A3B8"/>
+          <w:right w:val="single" w:sz="4" w:color="94A3B8"/>
+          <w:insideH w:val="single" w:sz="4" w:color="94A3B8"/>
+          <w:insideV w:val="single" w:sz="4" w:color="94A3B8"/>
+        </w:tblBorders>
+      </w:tblPr>
+      <w:tblGrid>
+        <w:gridCol w:w="3960"/>
+        <w:gridCol w:w="3960"/>
+      </w:tblGrid>
+      <w:tr>
+        <w:trPr>
+          <w:tblHeader w:val="on"/>
+        </w:trPr>
+        <w:tc>
+          <w:tcPr>
+            <w:shd w:val="clear" w:fill="E0F2FE"/>
+          </w:tcPr>
+          <w:p>
+            <w:pPr>
+              <w:pStyle w:val="Compact"/>
+              <w:spacing w:after="40"/>
+            </w:pPr>
+            <w:r>
+              <w:rPr>
+                <w:b/>
+                <w:sz w:val="19"/>
+              </w:rPr>
+              <w:t xml:space="preserve">Step</w:t>
+            </w:r>
+          </w:p>
+        </w:tc>
+        <w:tc>
+          <w:tcPr>
+            <w:shd w:val="clear" w:fill="E0F2FE"/>
+          </w:tcPr>
+          <w:p>
+            <w:pPr>
+              <w:pStyle w:val="Compact"/>
+              <w:spacing w:after="40"/>
+            </w:pPr>
+            <w:r>
+              <w:rPr>
+                <w:b/>
+                <w:sz w:val="19"/>
+              </w:rPr>
+              <w:t xml:space="preserve">What it does</w:t>
+            </w:r>
+          </w:p>
+        </w:tc>
+      </w:tr>
+      <w:tr>
+        <w:tc>
+          <w:tcPr/>
+          <w:p>
+            <w:pPr>
+              <w:pStyle w:val="Compact"/>
+              <w:spacing w:after="40"/>
+            </w:pPr>
+            <w:r>
+              <w:rPr>
+                <w:sz w:val="19"/>
+              </w:rPr>
+              <w:t xml:space="preserve">3.1 Manage Cart</w:t>
+            </w:r>
+          </w:p>
+        </w:tc>
+        <w:tc>
+          <w:tcPr/>
+          <w:p>
+            <w:pPr>
+              <w:pStyle w:val="Compact"/>
+              <w:spacing w:after="40"/>
+            </w:pPr>
+            <w:r>
+              <w:rPr>
+                <w:sz w:val="19"/>
+              </w:rPr>
+              <w:t xml:space="preserve">Add, change the quantity or remove items; says when stock runs short</w:t>
+            </w:r>
+          </w:p>
+        </w:tc>
+      </w:tr>
+      <w:tr>
+        <w:tc>
+          <w:tcPr/>
+          <w:p>
+            <w:pPr>
+              <w:pStyle w:val="Compact"/>
+              <w:spacing w:after="40"/>
+            </w:pPr>
+            <w:r>
+              <w:rPr>
+                <w:sz w:val="19"/>
+              </w:rPr>
+              <w:t xml:space="preserve">3.2 Price &amp; Promo Code</w:t>
+            </w:r>
+          </w:p>
+        </w:tc>
+        <w:tc>
+          <w:tcPr/>
+          <w:p>
+            <w:pPr>
+              <w:pStyle w:val="Compact"/>
+              <w:spacing w:after="40"/>
+            </w:pPr>
+            <w:r>
+              <w:rPr>
+                <w:sz w:val="19"/>
+              </w:rPr>
+              <w:t xml:space="preserve">Subtotal, promo discount and delivery fee; only payment methods that are on are offered</w:t>
+            </w:r>
+          </w:p>
+        </w:tc>
+      </w:tr>
+      <w:tr>
+        <w:tc>
+          <w:tcPr/>
+          <w:p>
+            <w:pPr>
+              <w:pStyle w:val="Compact"/>
+              <w:spacing w:after="40"/>
+            </w:pPr>
+            <w:r>
+              <w:rPr>
+                <w:sz w:val="19"/>
+              </w:rPr>
+              <w:t xml:space="preserve">3.3 Check Stock &amp; Save Order</w:t>
+            </w:r>
+          </w:p>
+        </w:tc>
+        <w:tc>
+          <w:tcPr/>
+          <w:p>
+            <w:pPr>
+              <w:pStyle w:val="Compact"/>
+              <w:spacing w:after="40"/>
+            </w:pPr>
+            <w:r>
+              <w:rPr>
+                <w:sz w:val="19"/>
+              </w:rPr>
+              <w:t xml:space="preserve">Checks the stock again, takes it and saves the order, so nothing is sold twice</w:t>
+            </w:r>
+          </w:p>
+        </w:tc>
+      </w:tr>
+      <w:tr>
+        <w:tc>
+          <w:tcPr/>
+          <w:p>
+            <w:pPr>
+              <w:pStyle w:val="Compact"/>
+              <w:spacing w:after="40"/>
+            </w:pPr>
+            <w:r>
+              <w:rPr>
+                <w:sz w:val="19"/>
+              </w:rPr>
+              <w:t xml:space="preserve">3.4 Choose Payment</w:t>
+            </w:r>
+          </w:p>
+        </w:tc>
+        <w:tc>
+          <w:tcPr/>
+          <w:p>
+            <w:pPr>
+              <w:pStyle w:val="Compact"/>
+              <w:spacing w:after="40"/>
+            </w:pPr>
+            <w:r>
+              <w:rPr>
+                <w:sz w:val="19"/>
+              </w:rPr>
+              <w:t xml:space="preserve">KHQR or ABA goes to 4.0 Payment Processing; cash is confirmed straight away and goes to 5.0 Order Tracking</w:t>
+            </w:r>
+          </w:p>
+        </w:tc>
+      </w:tr>
+    </w:tbl>
     <w:p>
       <w:r>
         <w:pict>
@@ -11259,8 +12056,9 @@
         </w:pict>
       </w:r>
     </w:p>
-    <w:bookmarkEnd w:id="35"/>
-    <w:bookmarkStart w:id="36" w:name="X4bbdd3ef56a91f74e0cae1fe8bc86d41ded6f62"/>
+    <w:bookmarkEnd w:id="45"/>
+    <w:bookmarkEnd w:id="46"/>
+    <w:bookmarkStart w:id="47" w:name="X4bbdd3ef56a91f74e0cae1fe8bc86d41ded6f62"/>
     <w:p>
       <w:pPr>
         <w:pStyle w:val="Heading2"/>
@@ -13556,8 +14354,8 @@
         </w:pict>
       </w:r>
     </w:p>
-    <w:bookmarkEnd w:id="36"/>
-    <w:bookmarkStart w:id="37" w:name="X4210f28d308f0fe73919f5d1cd7052ee93de2f7"/>
+    <w:bookmarkEnd w:id="47"/>
+    <w:bookmarkStart w:id="48" w:name="X4210f28d308f0fe73919f5d1cd7052ee93de2f7"/>
     <w:p>
       <w:pPr>
         <w:pStyle w:val="Heading2"/>
@@ -16790,8 +17588,8 @@
         </w:pict>
       </w:r>
     </w:p>
-    <w:bookmarkEnd w:id="37"/>
-    <w:bookmarkStart w:id="38" w:name="X62906ee64d49b227cac039934b1c94cd1c357d6"/>
+    <w:bookmarkEnd w:id="48"/>
+    <w:bookmarkStart w:id="49" w:name="X62906ee64d49b227cac039934b1c94cd1c357d6"/>
     <w:p>
       <w:pPr>
         <w:pStyle w:val="Heading2"/>
@@ -17015,8 +17813,8 @@
         <w:t xml:space="preserve">Khmer translation of the admin tools; push notifications (Firebase); deployment to a cloud server.</w:t>
       </w:r>
     </w:p>
-    <w:bookmarkEnd w:id="38"/>
-    <w:bookmarkEnd w:id="39"/>
+    <w:bookmarkEnd w:id="49"/>
+    <w:bookmarkEnd w:id="50"/>
     <w:sectPr>
       <w:footnotePr>
         <w:numRestart w:val="eachSect"/>

--- a/docs/requirements/REQUIREMENTS.docx
+++ b/docs/requirements/REQUIREMENTS.docx
@@ -4940,13 +4940,19 @@
                 <w:bCs/>
                 <w:sz w:val="19"/>
               </w:rPr>
-              <w:t xml:space="preserve">confirm an order was received</w:t>
-            </w:r>
-            <w:r>
-              <w:rPr>
-                <w:sz w:val="19"/>
-              </w:rPr>
-              <w:t xml:space="preserve">,</w:t>
+              <w:t xml:space="preserve">confirm a paid delivery was received</w:t>
+            </w:r>
+            <w:r>
+              <w:rPr>
+                <w:sz w:val="19"/>
+              </w:rPr>
+              <w:t xml:space="preserve"> </w:t>
+            </w:r>
+            <w:r>
+              <w:rPr>
+                <w:sz w:val="19"/>
+              </w:rPr>
+              <w:t xml:space="preserve">(the shop finishes store pickup and cash orders),</w:t>
             </w:r>
             <w:r>
               <w:rPr>
